--- a/Final Exam-Project.docx
+++ b/Final Exam-Project.docx
@@ -28,8 +28,6 @@
           <w:color w:val="000000"/>
         </w:rPr>
       </w:pPr>
-      <w:bookmarkStart w:id="0" w:name="_GoBack"/>
-      <w:bookmarkEnd w:id="0"/>
     </w:p>
     <w:p>
       <w:pPr>
@@ -357,6 +355,13 @@
     </w:p>
     <w:sdt>
       <w:sdtPr>
+        <w:rPr>
+          <w:rFonts w:ascii="Arial" w:eastAsia="Arial" w:hAnsi="Arial" w:cs="Arial"/>
+          <w:color w:val="auto"/>
+          <w:sz w:val="22"/>
+          <w:szCs w:val="22"/>
+          <w:lang/>
+        </w:rPr>
         <w:id w:val="369423279"/>
         <w:docPartObj>
           <w:docPartGallery w:val="Table of Contents"/>
@@ -365,14 +370,9 @@
       </w:sdtPr>
       <w:sdtEndPr>
         <w:rPr>
-          <w:rFonts w:ascii="Arial" w:eastAsia="Arial" w:hAnsi="Arial" w:cs="Arial"/>
           <w:b/>
           <w:bCs/>
           <w:noProof/>
-          <w:color w:val="auto"/>
-          <w:sz w:val="22"/>
-          <w:szCs w:val="22"/>
-          <w:lang/>
         </w:rPr>
       </w:sdtEndPr>
       <w:sdtContent>
@@ -1939,7 +1939,7 @@
           <w:lang w:val="en-US"/>
         </w:rPr>
       </w:pPr>
-      <w:bookmarkStart w:id="1" w:name="_Toc233473562"/>
+      <w:bookmarkStart w:id="0" w:name="_Toc233473562"/>
       <w:r>
         <w:rPr>
           <w:lang w:val="en-US"/>
@@ -1952,7 +1952,7 @@
         </w:rPr>
         <w:t>STEM ARCHITECTURE OVERVIEW</w:t>
       </w:r>
-      <w:bookmarkEnd w:id="1"/>
+      <w:bookmarkEnd w:id="0"/>
     </w:p>
     <w:p>
       <w:pPr>
@@ -1986,13 +1986,7 @@
         <w:rPr>
           <w:rFonts w:ascii="Calibri" w:hAnsi="Calibri" w:cs="Calibri"/>
         </w:rPr>
-        <w:t>MongoDB (document model): stores user profiles, product catalog, and transaction d</w:t>
-      </w:r>
-      <w:r>
-        <w:rPr>
-          <w:rFonts w:ascii="Calibri" w:hAnsi="Calibri" w:cs="Calibri"/>
-        </w:rPr>
-        <w:t>ocuments where data is naturally nested and read as a whole (e.g., a transaction with its line items, or a product with its price history).</w:t>
+        <w:t>MongoDB (document model): stores user profiles, product catalog, and transaction documents where data is naturally nested and read as a whole (e.g., a transaction with its line items, or a product with its price history).</w:t>
       </w:r>
     </w:p>
     <w:p>
@@ -2012,13 +2006,7 @@
         <w:rPr>
           <w:rFonts w:ascii="Calibri" w:hAnsi="Calibri" w:cs="Calibri"/>
         </w:rPr>
-        <w:t xml:space="preserve">HBase (wide-column model): stores high-volume, time-series session and product-metric data where the access pattern </w:t>
-      </w:r>
-      <w:r>
-        <w:rPr>
-          <w:rFonts w:ascii="Calibri" w:hAnsi="Calibri" w:cs="Calibri"/>
-        </w:rPr>
-        <w:t>is narrow scans by row-key prefix (e.g., "give me user X's recent sessions" or "give me product Y's daily metrics over a date range").</w:t>
+        <w:t>HBase (wide-column model): stores high-volume, time-series session and product-metric data where the access pattern is narrow scans by row-key prefix (e.g., "give me user X's recent sessions" or "give me product Y's daily metrics over a date range").</w:t>
       </w:r>
     </w:p>
     <w:p>
@@ -2038,13 +2026,7 @@
         <w:rPr>
           <w:rFonts w:ascii="Calibri" w:hAnsi="Calibri" w:cs="Calibri"/>
         </w:rPr>
-        <w:t>Apache Spark: performs the heavy distributed computation that spans both stores — batch cleaning, market-basket analysis,</w:t>
-      </w:r>
-      <w:r>
-        <w:rPr>
-          <w:rFonts w:ascii="Calibri" w:hAnsi="Calibri" w:cs="Calibri"/>
-        </w:rPr>
-        <w:t xml:space="preserve"> cohort analysis, and the cross-system CLV integration query — because neither MongoDB nor HBase is designed to efficiently join across each other natively.</w:t>
+        <w:t>Apache Spark: performs the heavy distributed computation that spans both stores — batch cleaning, market-basket analysis, cohort analysis, and the cross-system CLV integration query — because neither MongoDB nor HBase is designed to efficiently join across each other natively.</w:t>
       </w:r>
     </w:p>
     <w:p>
@@ -2059,13 +2041,7 @@
         <w:rPr>
           <w:rFonts w:ascii="Calibri" w:hAnsi="Calibri" w:cs="Calibri"/>
         </w:rPr>
-        <w:t>The diagram below summarizes the data flow: raw JSON (simulating an ingestion pipeline) is loaded i</w:t>
-      </w:r>
-      <w:r>
-        <w:rPr>
-          <w:rFonts w:ascii="Calibri" w:hAnsi="Calibri" w:cs="Calibri"/>
-        </w:rPr>
-        <w:t>nto MongoDB and HBase according to the schema decisions in Section 2; Spark reads from both (here, via their underlying JSON exports, standing in for live connectors) to perform analytics that neither store could do alone.</w:t>
+        <w:t>The diagram below summarizes the data flow: raw JSON (simulating an ingestion pipeline) is loaded into MongoDB and HBase according to the schema decisions in Section 2; Spark reads from both (here, via their underlying JSON exports, standing in for live connectors) to perform analytics that neither store could do alone.</w:t>
       </w:r>
     </w:p>
     <w:tbl>
@@ -2421,11 +2397,11 @@
       <w:pPr>
         <w:pStyle w:val="Heading2"/>
       </w:pPr>
-      <w:bookmarkStart w:id="2" w:name="_Toc233473563"/>
+      <w:bookmarkStart w:id="1" w:name="_Toc233473563"/>
       <w:r>
         <w:t>1.1 Data Flow</w:t>
       </w:r>
-      <w:bookmarkEnd w:id="2"/>
+      <w:bookmarkEnd w:id="1"/>
     </w:p>
     <w:p>
       <w:pPr>
@@ -2867,11 +2843,11 @@
       <w:pPr>
         <w:pStyle w:val="Heading2"/>
       </w:pPr>
-      <w:bookmarkStart w:id="3" w:name="_Toc233473564"/>
+      <w:bookmarkStart w:id="2" w:name="_Toc233473564"/>
       <w:r>
         <w:t>1.2 Dataset Scale</w:t>
       </w:r>
-      <w:bookmarkEnd w:id="3"/>
+      <w:bookmarkEnd w:id="2"/>
     </w:p>
     <w:p>
       <w:pPr>
@@ -3116,24 +3092,24 @@
           <w:lang w:val="en-US"/>
         </w:rPr>
       </w:pPr>
-      <w:bookmarkStart w:id="4" w:name="_Toc233473565"/>
+      <w:bookmarkStart w:id="3" w:name="_Toc233473565"/>
       <w:r>
         <w:t>2. Data Modeling Decisions and Rationale</w:t>
       </w:r>
+      <w:bookmarkEnd w:id="3"/>
+    </w:p>
+    <w:p>
+      <w:pPr>
+        <w:pStyle w:val="Heading2"/>
+      </w:pPr>
+      <w:bookmarkStart w:id="4" w:name="_Toc233473566"/>
+      <w:r>
+        <w:t>2.1 MongoDB Schema Design</w:t>
+      </w:r>
       <w:bookmarkEnd w:id="4"/>
     </w:p>
     <w:p>
       <w:pPr>
-        <w:pStyle w:val="Heading2"/>
-      </w:pPr>
-      <w:bookmarkStart w:id="5" w:name="_Toc233473566"/>
-      <w:r>
-        <w:t>2.1 MongoDB Schema Design</w:t>
-      </w:r>
-      <w:bookmarkEnd w:id="5"/>
-    </w:p>
-    <w:p>
-      <w:pPr>
         <w:spacing w:after="160" w:line="276" w:lineRule="auto"/>
         <w:jc w:val="both"/>
         <w:rPr>
@@ -3144,13 +3120,7 @@
         <w:rPr>
           <w:rFonts w:ascii="Calibri" w:hAnsi="Calibri" w:cs="Calibri"/>
         </w:rPr>
-        <w:t>Three collections were implemented, each designed around how the data is a</w:t>
-      </w:r>
-      <w:r>
-        <w:rPr>
-          <w:rFonts w:ascii="Calibri" w:hAnsi="Calibri" w:cs="Calibri"/>
-        </w:rPr>
-        <w:t>ctually read, not just how it's structured:</w:t>
+        <w:t>Three collections were implemented, each designed around how the data is actually read, not just how it's structured:</w:t>
       </w:r>
     </w:p>
     <w:tbl>
@@ -3424,13 +3394,7 @@
         <w:rPr>
           <w:rFonts w:ascii="Calibri" w:hAnsi="Calibri" w:cs="Calibri"/>
         </w:rPr>
-        <w:t>Categories were also embedded with their subcategories in a single document (matching the dataset's natural hierarchy), since subcategories are small in number, rarely change inde</w:t>
-      </w:r>
-      <w:r>
-        <w:rPr>
-          <w:rFonts w:ascii="Calibri" w:hAnsi="Calibri" w:cs="Calibri"/>
-        </w:rPr>
-        <w:t>pendently, and are always read in the context of their parent category.</w:t>
+        <w:t>Categories were also embedded with their subcategories in a single document (matching the dataset's natural hierarchy), since subcategories are small in number, rarely change independently, and are always read in the context of their parent category.</w:t>
       </w:r>
     </w:p>
     <w:p>
@@ -3504,11 +3468,11 @@
       <w:pPr>
         <w:pStyle w:val="Heading2"/>
       </w:pPr>
-      <w:bookmarkStart w:id="6" w:name="_Toc233473567"/>
+      <w:bookmarkStart w:id="5" w:name="_Toc233473567"/>
       <w:r>
         <w:t>2.2 HBase Schema Design</w:t>
       </w:r>
-      <w:bookmarkEnd w:id="6"/>
+      <w:bookmarkEnd w:id="5"/>
     </w:p>
     <w:p>
       <w:pPr>
@@ -3733,19 +3697,7 @@
         <w:rPr>
           <w:rFonts w:ascii="Calibri" w:hAnsi="Calibri" w:cs="Calibri"/>
         </w:rPr>
-        <w:t>This was va</w:t>
-      </w:r>
-      <w:r>
-        <w:rPr>
-          <w:rFonts w:ascii="Calibri" w:hAnsi="Calibri" w:cs="Calibri"/>
-        </w:rPr>
-        <w:t>lidated independently: a reverse-timestamp scheme was tested against three synthetic session timestamps for the same user, confirming that the most recent session's row key sorts first under plain lexicographic ordering — see Appendix A for the verificatio</w:t>
-      </w:r>
-      <w:r>
-        <w:rPr>
-          <w:rFonts w:ascii="Calibri" w:hAnsi="Calibri" w:cs="Calibri"/>
-        </w:rPr>
-        <w:t>n output.</w:t>
+        <w:t>This was validated independently: a reverse-timestamp scheme was tested against three synthetic session timestamps for the same user, confirming that the most recent session's row key sorts first under plain lexicographic ordering — see Appendix A for the verification output.</w:t>
       </w:r>
     </w:p>
     <w:p>
@@ -3810,11 +3762,11 @@
       <w:pPr>
         <w:pStyle w:val="Heading2"/>
       </w:pPr>
-      <w:bookmarkStart w:id="7" w:name="_Toc233473568"/>
+      <w:bookmarkStart w:id="6" w:name="_Toc233473568"/>
       <w:r>
         <w:t>2.3 Why This Data Lives Where It Lives</w:t>
       </w:r>
-      <w:bookmarkEnd w:id="7"/>
+      <w:bookmarkEnd w:id="6"/>
     </w:p>
     <w:p>
       <w:pPr>
@@ -3877,19 +3829,98 @@
       <w:pPr>
         <w:pStyle w:val="Heading1"/>
       </w:pPr>
-      <w:bookmarkStart w:id="8" w:name="_Toc233473569"/>
+      <w:bookmarkStart w:id="7" w:name="_Toc233473569"/>
       <w:r>
         <w:t>3. Spark Data Processing Pipeline</w:t>
       </w:r>
+      <w:bookmarkEnd w:id="7"/>
+    </w:p>
+    <w:p>
+      <w:pPr>
+        <w:pStyle w:val="Heading2"/>
+      </w:pPr>
+      <w:bookmarkStart w:id="8" w:name="_Toc233473570"/>
+      <w:r>
+        <w:t>3.1 Batch Cleaning</w:t>
+      </w:r>
       <w:bookmarkEnd w:id="8"/>
     </w:p>
     <w:p>
       <w:pPr>
+        <w:spacing w:after="160" w:line="276" w:lineRule="auto"/>
+        <w:jc w:val="both"/>
+        <w:rPr>
+          <w:rFonts w:ascii="Calibri" w:hAnsi="Calibri" w:cs="Calibri"/>
+        </w:rPr>
+      </w:pPr>
+      <w:r>
+        <w:rPr>
+          <w:rFonts w:ascii="Calibri" w:hAnsi="Calibri" w:cs="Calibri"/>
+        </w:rPr>
+        <w:t>The cleaning step casts timestamp strings to proper timestamp types, fills missing discount/status fields with safe defaults, and drops malformed records (e.g., transactions with no line items or a negative total). On the generated dataset, this step processed all 3,000 transactions and 6,000 sessions with 0 records dropped — confirming the generator produces clean data, but the pipeline is defensive against real-world ingestion noise regardless.</w:t>
+      </w:r>
+    </w:p>
+    <w:p>
+      <w:pPr>
+        <w:spacing w:after="160" w:line="276" w:lineRule="auto"/>
+        <w:jc w:val="both"/>
+        <w:rPr>
+          <w:rFonts w:ascii="Calibri" w:hAnsi="Calibri" w:cs="Calibri"/>
+        </w:rPr>
+      </w:pPr>
+    </w:p>
+    <w:p>
+      <w:pPr>
+        <w:spacing w:after="160" w:line="276" w:lineRule="auto"/>
+        <w:jc w:val="both"/>
+        <w:rPr>
+          <w:rFonts w:ascii="Calibri" w:hAnsi="Calibri" w:cs="Calibri"/>
+        </w:rPr>
+      </w:pPr>
+    </w:p>
+    <w:p>
+      <w:pPr>
+        <w:spacing w:after="160" w:line="276" w:lineRule="auto"/>
+        <w:jc w:val="both"/>
+        <w:rPr>
+          <w:rFonts w:ascii="Calibri" w:hAnsi="Calibri" w:cs="Calibri"/>
+        </w:rPr>
+      </w:pPr>
+    </w:p>
+    <w:p>
+      <w:pPr>
+        <w:spacing w:after="160" w:line="276" w:lineRule="auto"/>
+        <w:jc w:val="both"/>
+        <w:rPr>
+          <w:rFonts w:ascii="Calibri" w:hAnsi="Calibri" w:cs="Calibri"/>
+        </w:rPr>
+      </w:pPr>
+    </w:p>
+    <w:p>
+      <w:pPr>
+        <w:spacing w:after="160" w:line="276" w:lineRule="auto"/>
+        <w:jc w:val="both"/>
+        <w:rPr>
+          <w:rFonts w:ascii="Calibri" w:hAnsi="Calibri" w:cs="Calibri"/>
+        </w:rPr>
+      </w:pPr>
+    </w:p>
+    <w:p>
+      <w:pPr>
+        <w:spacing w:after="160" w:line="276" w:lineRule="auto"/>
+        <w:jc w:val="both"/>
+        <w:rPr>
+          <w:rFonts w:ascii="Calibri" w:hAnsi="Calibri" w:cs="Calibri"/>
+        </w:rPr>
+      </w:pPr>
+    </w:p>
+    <w:p>
+      <w:pPr>
         <w:pStyle w:val="Heading2"/>
       </w:pPr>
-      <w:bookmarkStart w:id="9" w:name="_Toc233473570"/>
-      <w:r>
-        <w:t>3.1 Batch Cleaning</w:t>
+      <w:bookmarkStart w:id="9" w:name="_Toc233473571"/>
+      <w:r>
+        <w:t>3.2 Product Affinity Analysis ('Users who bought X also bought Y')</w:t>
       </w:r>
       <w:bookmarkEnd w:id="9"/>
     </w:p>
@@ -3905,104 +3936,7 @@
         <w:rPr>
           <w:rFonts w:ascii="Calibri" w:hAnsi="Calibri" w:cs="Calibri"/>
         </w:rPr>
-        <w:t>The cleaning step casts timestamp strings to proper timestamp types, fills missing dis</w:t>
-      </w:r>
-      <w:r>
-        <w:rPr>
-          <w:rFonts w:ascii="Calibri" w:hAnsi="Calibri" w:cs="Calibri"/>
-        </w:rPr>
-        <w:t>count/status fields with safe defaults, and drops malformed records (e.g., transactions with no line items or a negative total). On the generated dataset, this step processed all 3,000 transactions and 6,000 sessions with 0 records dropped — confirming the</w:t>
-      </w:r>
-      <w:r>
-        <w:rPr>
-          <w:rFonts w:ascii="Calibri" w:hAnsi="Calibri" w:cs="Calibri"/>
-        </w:rPr>
-        <w:t xml:space="preserve"> generator produces clean data, but the pipeline is defensive against real-world ingestion noise regardless.</w:t>
-      </w:r>
-    </w:p>
-    <w:p>
-      <w:pPr>
-        <w:spacing w:after="160" w:line="276" w:lineRule="auto"/>
-        <w:jc w:val="both"/>
-        <w:rPr>
-          <w:rFonts w:ascii="Calibri" w:hAnsi="Calibri" w:cs="Calibri"/>
-        </w:rPr>
-      </w:pPr>
-    </w:p>
-    <w:p>
-      <w:pPr>
-        <w:spacing w:after="160" w:line="276" w:lineRule="auto"/>
-        <w:jc w:val="both"/>
-        <w:rPr>
-          <w:rFonts w:ascii="Calibri" w:hAnsi="Calibri" w:cs="Calibri"/>
-        </w:rPr>
-      </w:pPr>
-    </w:p>
-    <w:p>
-      <w:pPr>
-        <w:spacing w:after="160" w:line="276" w:lineRule="auto"/>
-        <w:jc w:val="both"/>
-        <w:rPr>
-          <w:rFonts w:ascii="Calibri" w:hAnsi="Calibri" w:cs="Calibri"/>
-        </w:rPr>
-      </w:pPr>
-    </w:p>
-    <w:p>
-      <w:pPr>
-        <w:spacing w:after="160" w:line="276" w:lineRule="auto"/>
-        <w:jc w:val="both"/>
-        <w:rPr>
-          <w:rFonts w:ascii="Calibri" w:hAnsi="Calibri" w:cs="Calibri"/>
-        </w:rPr>
-      </w:pPr>
-    </w:p>
-    <w:p>
-      <w:pPr>
-        <w:spacing w:after="160" w:line="276" w:lineRule="auto"/>
-        <w:jc w:val="both"/>
-        <w:rPr>
-          <w:rFonts w:ascii="Calibri" w:hAnsi="Calibri" w:cs="Calibri"/>
-        </w:rPr>
-      </w:pPr>
-    </w:p>
-    <w:p>
-      <w:pPr>
-        <w:spacing w:after="160" w:line="276" w:lineRule="auto"/>
-        <w:jc w:val="both"/>
-        <w:rPr>
-          <w:rFonts w:ascii="Calibri" w:hAnsi="Calibri" w:cs="Calibri"/>
-        </w:rPr>
-      </w:pPr>
-    </w:p>
-    <w:p>
-      <w:pPr>
-        <w:pStyle w:val="Heading2"/>
-      </w:pPr>
-      <w:bookmarkStart w:id="10" w:name="_Toc233473571"/>
-      <w:r>
-        <w:t>3.2 Product Affinity Analysis ('Users who bought X also bought Y')</w:t>
-      </w:r>
-      <w:bookmarkEnd w:id="10"/>
-    </w:p>
-    <w:p>
-      <w:pPr>
-        <w:spacing w:after="160" w:line="276" w:lineRule="auto"/>
-        <w:jc w:val="both"/>
-        <w:rPr>
-          <w:rFonts w:ascii="Calibri" w:hAnsi="Calibri" w:cs="Calibri"/>
-        </w:rPr>
-      </w:pPr>
-      <w:r>
-        <w:rPr>
-          <w:rFonts w:ascii="Calibri" w:hAnsi="Calibri" w:cs="Calibri"/>
-        </w:rPr>
-        <w:t>Implemented via a self-join on transaction_id after exploding each transaction'</w:t>
-      </w:r>
-      <w:r>
-        <w:rPr>
-          <w:rFonts w:ascii="Calibri" w:hAnsi="Calibri" w:cs="Calibri"/>
-        </w:rPr>
-        <w:t>s items array, filtering to product_id pairs (A &lt; B to avoid duplicate/mirrored pairs), then counting co-occurrence frequency. Sample output from the actual generated dataset:</w:t>
+        <w:t>Implemented via a self-join on transaction_id after exploding each transaction's items array, filtering to product_id pairs (A &lt; B to avoid duplicate/mirrored pairs), then counting co-occurrence frequency. Sample output from the actual generated dataset:</w:t>
       </w:r>
     </w:p>
     <w:tbl>
@@ -4334,7 +4268,7 @@
       </w:pPr>
       <w:r>
         <w:rPr>
-          <w:lang w:val="en-US"/>
+          <w:noProof/>
         </w:rPr>
         <w:drawing>
           <wp:inline distT="0" distB="0" distL="0" distR="0" wp14:anchorId="65D6E813" wp14:editId="009206CF">
@@ -4377,11 +4311,11 @@
       <w:pPr>
         <w:pStyle w:val="Heading2"/>
       </w:pPr>
-      <w:bookmarkStart w:id="11" w:name="_Toc233473572"/>
+      <w:bookmarkStart w:id="10" w:name="_Toc233473572"/>
       <w:r>
         <w:t>3.3 Cohort Analysis</w:t>
       </w:r>
-      <w:bookmarkEnd w:id="11"/>
+      <w:bookmarkEnd w:id="10"/>
     </w:p>
     <w:p>
       <w:pPr>
@@ -4395,13 +4329,7 @@
         <w:rPr>
           <w:rFonts w:ascii="Calibri" w:hAnsi="Calibri" w:cs="Calibri"/>
         </w:rPr>
-        <w:t>Users were grouped by registration month, then transaction activity in subsequent months was aggregated to track active users, cohort revenue, and average order value over</w:t>
-      </w:r>
-      <w:r>
-        <w:rPr>
-          <w:rFonts w:ascii="Calibri" w:hAnsi="Calibri" w:cs="Calibri"/>
-        </w:rPr>
-        <w:t xml:space="preserve"> time. This reveals retention and spending trends per acquisition cohort — useful for answering "do users acquired in month X spend more over time than those acquired in month Y?"</w:t>
+        <w:t>Users were grouped by registration month, then transaction activity in subsequent months was aggregated to track active users, cohort revenue, and average order value over time. This reveals retention and spending trends per acquisition cohort — useful for answering "do users acquired in month X spend more over time than those acquired in month Y?"</w:t>
       </w:r>
     </w:p>
     <w:p>
@@ -4414,7 +4342,7 @@
       </w:pPr>
       <w:r>
         <w:rPr>
-          <w:lang w:val="en-US"/>
+          <w:noProof/>
         </w:rPr>
         <w:drawing>
           <wp:inline distT="0" distB="0" distL="0" distR="0" wp14:anchorId="0ED9FC3E" wp14:editId="5BAE9397">
@@ -4475,11 +4403,11 @@
       <w:pPr>
         <w:pStyle w:val="Heading2"/>
       </w:pPr>
-      <w:bookmarkStart w:id="12" w:name="_Toc233473573"/>
+      <w:bookmarkStart w:id="11" w:name="_Toc233473573"/>
       <w:r>
         <w:t>3.4 Spark SQL Analytics</w:t>
       </w:r>
-      <w:bookmarkEnd w:id="12"/>
+      <w:bookmarkEnd w:id="11"/>
     </w:p>
     <w:p>
       <w:pPr>
@@ -4553,13 +4481,7 @@
         <w:rPr>
           <w:rFonts w:ascii="Calibri" w:hAnsi="Calibri" w:cs="Calibri"/>
         </w:rPr>
-        <w:t xml:space="preserve">Session-to-purchase conversion rate by device type — mobile, desktop, and tablet were found to convert </w:t>
-      </w:r>
-      <w:r>
-        <w:rPr>
-          <w:rFonts w:ascii="Calibri" w:hAnsi="Calibri" w:cs="Calibri"/>
-        </w:rPr>
-        <w:t>at broadly similar rates (~20-21%) in the generated dataset, suggesting device type alone is not a strong predictor of conversion in this synthetic data.</w:t>
+        <w:t>Session-to-purchase conversion rate by device type — mobile, desktop, and tablet were found to convert at broadly similar rates (~20-21%) in the generated dataset, suggesting device type alone is not a strong predictor of conversion in this synthetic data.</w:t>
       </w:r>
     </w:p>
     <w:p>
@@ -4579,13 +4501,7 @@
         <w:rPr>
           <w:rFonts w:ascii="Calibri" w:hAnsi="Calibri" w:cs="Calibri"/>
         </w:rPr>
-        <w:t>Average order value by payment method, by month — gift cards and bank transfers showed consistently hi</w:t>
-      </w:r>
-      <w:r>
-        <w:rPr>
-          <w:rFonts w:ascii="Calibri" w:hAnsi="Calibri" w:cs="Calibri"/>
-        </w:rPr>
-        <w:t>gher average order values than crypto or Apple Pay across the observed months.</w:t>
+        <w:t>Average order value by payment method, by month — gift cards and bank transfers showed consistently higher average order values than crypto or Apple Pay across the observed months.</w:t>
       </w:r>
     </w:p>
     <w:p>
@@ -4610,7 +4526,7 @@
       </w:pPr>
       <w:r>
         <w:rPr>
-          <w:lang w:val="en-US"/>
+          <w:noProof/>
         </w:rPr>
         <w:drawing>
           <wp:inline distT="0" distB="0" distL="0" distR="0" wp14:anchorId="09C3B9B0" wp14:editId="34B746B1">
@@ -4660,7 +4576,7 @@
       </w:pPr>
       <w:r>
         <w:rPr>
-          <w:lang w:val="en-US"/>
+          <w:noProof/>
         </w:rPr>
         <w:drawing>
           <wp:inline distT="0" distB="0" distL="0" distR="0" wp14:anchorId="5F4EC320" wp14:editId="6BA09078">
@@ -4713,11 +4629,11 @@
       <w:pPr>
         <w:pStyle w:val="Heading1"/>
       </w:pPr>
-      <w:bookmarkStart w:id="13" w:name="_Toc233473574"/>
+      <w:bookmarkStart w:id="12" w:name="_Toc233473574"/>
       <w:r>
         <w:t>4. Integrated Analytics: Customer Lifetime Value (CLV) Estimation</w:t>
       </w:r>
-      <w:bookmarkEnd w:id="13"/>
+      <w:bookmarkEnd w:id="12"/>
     </w:p>
     <w:p>
       <w:pPr>
@@ -4731,13 +4647,7 @@
         <w:rPr>
           <w:rFonts w:ascii="Calibri" w:hAnsi="Calibri" w:cs="Calibri"/>
         </w:rPr>
-        <w:t>Business question: which users represent the highest current and proj</w:t>
-      </w:r>
-      <w:r>
-        <w:rPr>
-          <w:rFonts w:ascii="Calibri" w:hAnsi="Calibri" w:cs="Calibri"/>
-        </w:rPr>
-        <w:t>ected lifetime value, and how does engagement (session frequency and duration) relate to that value?</w:t>
+        <w:t>Business question: which users represent the highest current and projected lifetime value, and how does engagement (session frequency and duration) relate to that value?</w:t>
       </w:r>
     </w:p>
     <w:p>
@@ -4792,13 +4702,7 @@
         <w:rPr>
           <w:rFonts w:ascii="Calibri" w:hAnsi="Calibri" w:cs="Calibri"/>
         </w:rPr>
-        <w:t>HBase conceptual</w:t>
-      </w:r>
-      <w:r>
-        <w:rPr>
-          <w:rFonts w:ascii="Calibri" w:hAnsi="Calibri" w:cs="Calibri"/>
-        </w:rPr>
-        <w:t>ly supplies session engagement metrics (how often and how long they engage) via the user_sessions table's scan-friendly design.</w:t>
+        <w:t>HBase conceptually supplies session engagement metrics (how often and how long they engage) via the user_sessions table's scan-friendly design.</w:t>
       </w:r>
     </w:p>
     <w:p>
@@ -4818,13 +4722,7 @@
         <w:rPr>
           <w:rFonts w:ascii="Calibri" w:hAnsi="Calibri" w:cs="Calibri"/>
         </w:rPr>
-        <w:t>Spark performs the join: transaction aggregates (order count, total spent, average order value) are joined with session aggregat</w:t>
-      </w:r>
-      <w:r>
-        <w:rPr>
-          <w:rFonts w:ascii="Calibri" w:hAnsi="Calibri" w:cs="Calibri"/>
-        </w:rPr>
-        <w:t>es (session count, average duration, converted-session count) by user_id, then combined into an estimated annual CLV using order value × annualized purchase frequency × an engagement-weighted multiplier.</w:t>
+        <w:t>Spark performs the join: transaction aggregates (order count, total spent, average order value) are joined with session aggregates (session count, average duration, converted-session count) by user_id, then combined into an estimated annual CLV using order value × annualized purchase frequency × an engagement-weighted multiplier.</w:t>
       </w:r>
     </w:p>
     <w:p>
@@ -4839,13 +4737,7 @@
         <w:rPr>
           <w:rFonts w:ascii="Calibri" w:hAnsi="Calibri" w:cs="Calibri"/>
         </w:rPr>
-        <w:t>Top result from the actual generated dataset (annual</w:t>
-      </w:r>
-      <w:r>
-        <w:rPr>
-          <w:rFonts w:ascii="Calibri" w:hAnsi="Calibri" w:cs="Calibri"/>
-        </w:rPr>
-        <w:t>ized estimate over a 90-day observation window):</w:t>
+        <w:t>Top result from the actual generated dataset (annualized estimate over a 90-day observation window):</w:t>
       </w:r>
     </w:p>
     <w:tbl>
@@ -5378,13 +5270,7 @@
         <w:rPr>
           <w:rFonts w:ascii="Calibri" w:hAnsi="Calibri" w:cs="Calibri"/>
         </w:rPr>
-        <w:t>Performance consideration: this join is cheap at the current (scaled-down) data volume, but at full assignment scale (10,000 users, 2,000,000 sessions) the session-side aggregation would need to run as a true distributed Spark job reading partitioned Parqu</w:t>
-      </w:r>
-      <w:r>
-        <w:rPr>
-          <w:rFonts w:ascii="Calibri" w:hAnsi="Calibri" w:cs="Calibri"/>
-        </w:rPr>
-        <w:t>et/HBase exports rather than a single JSON file, and the user-level join would benefit from broadcasting the smaller users table rather than a full shuffle join.</w:t>
+        <w:t>Performance consideration: this join is cheap at the current (scaled-down) data volume, but at full assignment scale (10,000 users, 2,000,000 sessions) the session-side aggregation would need to run as a true distributed Spark job reading partitioned Parquet/HBase exports rather than a single JSON file, and the user-level join would benefit from broadcasting the smaller users table rather than a full shuffle join.</w:t>
       </w:r>
     </w:p>
     <w:p>
@@ -5397,7 +5283,7 @@
       </w:pPr>
       <w:r>
         <w:rPr>
-          <w:lang w:val="en-US"/>
+          <w:noProof/>
         </w:rPr>
         <w:drawing>
           <wp:inline distT="0" distB="0" distL="0" distR="0" wp14:anchorId="1CE0D2B9" wp14:editId="7800C657">
@@ -5446,7 +5332,7 @@
       </w:pPr>
       <w:r>
         <w:rPr>
-          <w:lang w:val="en-US"/>
+          <w:noProof/>
         </w:rPr>
         <w:drawing>
           <wp:inline distT="0" distB="0" distL="0" distR="0" wp14:anchorId="3476DF45" wp14:editId="4F601A94">
@@ -5495,7 +5381,7 @@
       </w:pPr>
       <w:r>
         <w:rPr>
-          <w:lang w:val="en-US"/>
+          <w:noProof/>
         </w:rPr>
         <w:drawing>
           <wp:inline distT="0" distB="0" distL="0" distR="0" wp14:anchorId="0E26B76E" wp14:editId="7E57C1D0">
@@ -5547,21 +5433,21 @@
       <w:pPr>
         <w:pStyle w:val="Heading1"/>
       </w:pPr>
-      <w:bookmarkStart w:id="14" w:name="_Toc233473575"/>
+      <w:bookmarkStart w:id="13" w:name="_Toc233473575"/>
       <w:r>
         <w:t>5. Visualizations and Key Findings</w:t>
       </w:r>
+      <w:bookmarkEnd w:id="13"/>
+    </w:p>
+    <w:p>
+      <w:pPr>
+        <w:pStyle w:val="Heading2"/>
+      </w:pPr>
+      <w:bookmarkStart w:id="14" w:name="_Toc233473576"/>
+      <w:r>
+        <w:t>5.1 Revenue by Category</w:t>
+      </w:r>
       <w:bookmarkEnd w:id="14"/>
-    </w:p>
-    <w:p>
-      <w:pPr>
-        <w:pStyle w:val="Heading2"/>
-      </w:pPr>
-      <w:bookmarkStart w:id="15" w:name="_Toc233473576"/>
-      <w:r>
-        <w:t>5.1 Revenue by Category</w:t>
-      </w:r>
-      <w:bookmarkEnd w:id="15"/>
     </w:p>
     <w:p>
       <w:pPr>
@@ -5662,11 +5548,11 @@
       <w:pPr>
         <w:pStyle w:val="Heading2"/>
       </w:pPr>
-      <w:bookmarkStart w:id="16" w:name="_Toc233473577"/>
+      <w:bookmarkStart w:id="15" w:name="_Toc233473577"/>
       <w:r>
         <w:t>5.2 Monthly Revenue Trend</w:t>
       </w:r>
-      <w:bookmarkEnd w:id="16"/>
+      <w:bookmarkEnd w:id="15"/>
     </w:p>
     <w:p>
       <w:pPr>
@@ -5737,11 +5623,11 @@
       <w:pPr>
         <w:pStyle w:val="Heading2"/>
       </w:pPr>
-      <w:bookmarkStart w:id="17" w:name="_Toc233473578"/>
+      <w:bookmarkStart w:id="16" w:name="_Toc233473578"/>
       <w:r>
         <w:t>5.3 Customer Segmentation by Spend</w:t>
       </w:r>
-      <w:bookmarkEnd w:id="17"/>
+      <w:bookmarkEnd w:id="16"/>
     </w:p>
     <w:p>
       <w:pPr>
@@ -5922,11 +5808,11 @@
       <w:pPr>
         <w:pStyle w:val="Heading2"/>
       </w:pPr>
-      <w:bookmarkStart w:id="18" w:name="_Toc233473579"/>
+      <w:bookmarkStart w:id="17" w:name="_Toc233473579"/>
       <w:r>
         <w:t>5.4 Conversion Rate by Device Type</w:t>
       </w:r>
-      <w:bookmarkEnd w:id="18"/>
+      <w:bookmarkEnd w:id="17"/>
     </w:p>
     <w:p>
       <w:pPr>
@@ -6032,14 +5918,11 @@
       <w:pPr>
         <w:pStyle w:val="Heading1"/>
       </w:pPr>
-      <w:bookmarkStart w:id="19" w:name="_Toc233473580"/>
-      <w:r>
-        <w:t>6. Scalability Conside</w:t>
-      </w:r>
-      <w:r>
-        <w:t>rations</w:t>
-      </w:r>
-      <w:bookmarkEnd w:id="19"/>
+      <w:bookmarkStart w:id="18" w:name="_Toc233473580"/>
+      <w:r>
+        <w:t>6. Scalability Considerations</w:t>
+      </w:r>
+      <w:bookmarkEnd w:id="18"/>
     </w:p>
     <w:p>
       <w:pPr>
@@ -6058,13 +5941,7 @@
         <w:rPr>
           <w:rFonts w:ascii="Calibri" w:hAnsi="Calibri" w:cs="Calibri"/>
         </w:rPr>
-        <w:t>Dataset scale: this report runs on a deliberately scaled-down dataset (500 users / 300 products / 3,000 transactions / 6,000 sessions) instead of the assignment's suggested 10,000/5,000/500,000/2,000,000, to keep the full pipeline runnable on a sin</w:t>
-      </w:r>
-      <w:r>
-        <w:rPr>
-          <w:rFonts w:ascii="Calibri" w:hAnsi="Calibri" w:cs="Calibri"/>
-        </w:rPr>
-        <w:t>gle laptop within the project timeline. The schema and logic are unchanged and would scale to the full volumes given a real multi-node MongoDB/HBase/Spark cluster.</w:t>
+        <w:t>Dataset scale: this report runs on a deliberately scaled-down dataset (500 users / 300 products / 3,000 transactions / 6,000 sessions) instead of the assignment's suggested 10,000/5,000/500,000/2,000,000, to keep the full pipeline runnable on a single laptop within the project timeline. The schema and logic are unchanged and would scale to the full volumes given a real multi-node MongoDB/HBase/Spark cluster.</w:t>
       </w:r>
     </w:p>
     <w:p>
@@ -6084,13 +5961,7 @@
         <w:rPr>
           <w:rFonts w:ascii="Calibri" w:hAnsi="Calibri" w:cs="Calibri"/>
         </w:rPr>
-        <w:t>MongoDB: at full scale, sharding by user_id or transaction date would be needed to keep writ</w:t>
-      </w:r>
-      <w:r>
-        <w:rPr>
-          <w:rFonts w:ascii="Calibri" w:hAnsi="Calibri" w:cs="Calibri"/>
-        </w:rPr>
-        <w:t>e/read latency low; the current single-node setup is adequate only for the scaled-down volume.</w:t>
+        <w:t>MongoDB: at full scale, sharding by user_id or transaction date would be needed to keep write/read latency low; the current single-node setup is adequate only for the scaled-down volume.</w:t>
       </w:r>
     </w:p>
     <w:p>
@@ -6110,13 +5981,7 @@
         <w:rPr>
           <w:rFonts w:ascii="Calibri" w:hAnsi="Calibri" w:cs="Calibri"/>
         </w:rPr>
-        <w:t>HBase: the chosen row-key designs (user_id+reverse_timestamp, product_id+date) are specifically chosen to avoid hotspotting on a single region as data grows — se</w:t>
-      </w:r>
-      <w:r>
-        <w:rPr>
-          <w:rFonts w:ascii="Calibri" w:hAnsi="Calibri" w:cs="Calibri"/>
-        </w:rPr>
-        <w:t>quential, monotonic row keys (like plain timestamps) would have caused all new writes to land on the same region server.</w:t>
+        <w:t>HBase: the chosen row-key designs (user_id+reverse_timestamp, product_id+date) are specifically chosen to avoid hotspotting on a single region as data grows — sequential, monotonic row keys (like plain timestamps) would have caused all new writes to land on the same region server.</w:t>
       </w:r>
     </w:p>
     <w:p>
@@ -6136,24 +6001,18 @@
         <w:rPr>
           <w:rFonts w:ascii="Calibri" w:hAnsi="Calibri" w:cs="Calibri"/>
         </w:rPr>
-        <w:t>Spark: at full scale, the JSON files would be read from a distributed filesystem (HDFS/S3) instead of local disk, and the single-node l</w:t>
-      </w:r>
-      <w:r>
-        <w:rPr>
-          <w:rFonts w:ascii="Calibri" w:hAnsi="Calibri" w:cs="Calibri"/>
-        </w:rPr>
-        <w:t>ocal[*] master would be replaced with a real cluster (YARN/Kubernetes) to parallelize the joins and aggregations across executors.</w:t>
+        <w:t>Spark: at full scale, the JSON files would be read from a distributed filesystem (HDFS/S3) instead of local disk, and the single-node local[*] master would be replaced with a real cluster (YARN/Kubernetes) to parallelize the joins and aggregations across executors.</w:t>
       </w:r>
     </w:p>
     <w:p>
       <w:pPr>
         <w:pStyle w:val="Heading1"/>
       </w:pPr>
-      <w:bookmarkStart w:id="20" w:name="_Toc233473581"/>
+      <w:bookmarkStart w:id="19" w:name="_Toc233473581"/>
       <w:r>
         <w:t>7. Limitations</w:t>
       </w:r>
-      <w:bookmarkEnd w:id="20"/>
+      <w:bookmarkEnd w:id="19"/>
     </w:p>
     <w:p>
       <w:pPr>
@@ -6271,14 +6130,14 @@
           <w:lang w:val="en-US"/>
         </w:rPr>
       </w:pPr>
-      <w:bookmarkStart w:id="21" w:name="_Toc233473582"/>
+      <w:bookmarkStart w:id="20" w:name="_Toc233473582"/>
       <w:r>
         <w:rPr>
           <w:lang w:val="en-US"/>
         </w:rPr>
         <w:t>8. Conclusion</w:t>
       </w:r>
-      <w:bookmarkEnd w:id="21"/>
+      <w:bookmarkEnd w:id="20"/>
     </w:p>
     <w:p>
       <w:pPr>
@@ -6352,7 +6211,16 @@
           <w:rFonts w:ascii="Calibri" w:hAnsi="Calibri" w:cs="Calibri"/>
           <w:color w:val="000000"/>
         </w:rPr>
-        <w:t>All code is reproducible: the Docker Compose environment ensures consistent results, and the dataset generator produces the same synthetic data from a fixed seed. The architecture is explicitly designed to scale — from the Parquet intermediate storage that enables efficient columnar reads, to the Spark master configuration that requires only a URL change to move from a laptop to a production cluster.</w:t>
+        <w:t>All code is reproducible: the Docker Compose environment ensures consistent results, and the dataset generator produces the same synthetic data from a fixed seed. The architecture is explicitly designed to scale — from the P</w:t>
+      </w:r>
+      <w:bookmarkStart w:id="21" w:name="_GoBack"/>
+      <w:bookmarkEnd w:id="21"/>
+      <w:r>
+        <w:rPr>
+          <w:rFonts w:ascii="Calibri" w:hAnsi="Calibri" w:cs="Calibri"/>
+          <w:color w:val="000000"/>
+        </w:rPr>
+        <w:t>arquet intermediate storage that enables efficient columnar reads, to the Spark master configuration that requires only a URL change to move from a laptop to a production cluster.</w:t>
       </w:r>
     </w:p>
     <w:p>
@@ -7746,6 +7614,7 @@
   <w:style w:type="character" w:default="1" w:styleId="DefaultParagraphFont">
     <w:name w:val="Default Paragraph Font"/>
     <w:uiPriority w:val="1"/>
+    <w:semiHidden/>
     <w:unhideWhenUsed/>
   </w:style>
   <w:style w:type="table" w:default="1" w:styleId="TableNormal">
@@ -8199,7 +8068,7 @@
 </file>
 
 <file path=customXml/itemProps1.xml><?xml version="1.0" encoding="utf-8"?>
-<ds:datastoreItem xmlns:ds="http://schemas.openxmlformats.org/officeDocument/2006/customXml" ds:itemID="{6F80B6C9-2624-4076-AFE3-F2AC78FDF5D9}">
+<ds:datastoreItem xmlns:ds="http://schemas.openxmlformats.org/officeDocument/2006/customXml" ds:itemID="{A89BAD0D-CB7B-489C-BC37-BE2FB5FA99B8}">
   <ds:schemaRefs>
     <ds:schemaRef ds:uri="http://schemas.openxmlformats.org/officeDocument/2006/bibliography"/>
   </ds:schemaRefs>

--- a/Final Exam-Project.docx
+++ b/Final Exam-Project.docx
@@ -5,33 +5,6 @@
     <w:p>
       <w:pPr>
         <w:spacing w:after="80"/>
-        <w:jc w:val="center"/>
-        <w:rPr>
-          <w:color w:val="000000"/>
-        </w:rPr>
-      </w:pPr>
-    </w:p>
-    <w:p>
-      <w:pPr>
-        <w:spacing w:after="80"/>
-        <w:jc w:val="center"/>
-        <w:rPr>
-          <w:color w:val="000000"/>
-        </w:rPr>
-      </w:pPr>
-    </w:p>
-    <w:p>
-      <w:pPr>
-        <w:spacing w:after="80"/>
-        <w:jc w:val="center"/>
-        <w:rPr>
-          <w:color w:val="000000"/>
-        </w:rPr>
-      </w:pPr>
-    </w:p>
-    <w:p>
-      <w:pPr>
-        <w:spacing w:after="80"/>
         <w:rPr>
           <w:rFonts w:ascii="Calibri" w:hAnsi="Calibri" w:cs="Calibri"/>
           <w:color w:val="000000"/>
@@ -51,71 +24,35 @@
           <w:szCs w:val="36"/>
         </w:rPr>
       </w:pPr>
-    </w:p>
-    <w:p>
-      <w:pPr>
-        <w:spacing w:after="80"/>
-        <w:jc w:val="center"/>
+      <w:r>
         <w:rPr>
           <w:rFonts w:ascii="Calibri" w:hAnsi="Calibri" w:cs="Calibri"/>
           <w:color w:val="000000"/>
           <w:sz w:val="36"/>
           <w:szCs w:val="36"/>
         </w:rPr>
-      </w:pPr>
+        <w:t xml:space="preserve">Adventist University of Central Africa </w:t>
+      </w:r>
     </w:p>
     <w:p>
       <w:pPr>
         <w:spacing w:after="80"/>
         <w:jc w:val="center"/>
+        <w:rPr>
+          <w:rFonts w:ascii="Calibri" w:hAnsi="Calibri" w:cs="Calibri"/>
+          <w:sz w:val="36"/>
+          <w:szCs w:val="36"/>
+        </w:rPr>
+      </w:pPr>
+      <w:r>
         <w:rPr>
           <w:rFonts w:ascii="Calibri" w:hAnsi="Calibri" w:cs="Calibri"/>
           <w:color w:val="000000"/>
           <w:sz w:val="36"/>
           <w:szCs w:val="36"/>
         </w:rPr>
-      </w:pPr>
-      <w:r>
-        <w:rPr>
-          <w:rFonts w:ascii="Calibri" w:hAnsi="Calibri" w:cs="Calibri"/>
-          <w:color w:val="000000"/>
-          <w:sz w:val="36"/>
-          <w:szCs w:val="36"/>
-        </w:rPr>
-        <w:t xml:space="preserve">Adventist University of Central Africa </w:t>
-      </w:r>
-    </w:p>
-    <w:p>
-      <w:pPr>
-        <w:spacing w:after="80"/>
-        <w:jc w:val="center"/>
-        <w:rPr>
-          <w:rFonts w:ascii="Calibri" w:hAnsi="Calibri" w:cs="Calibri"/>
-          <w:sz w:val="36"/>
-          <w:szCs w:val="36"/>
-        </w:rPr>
-      </w:pPr>
-      <w:r>
-        <w:rPr>
-          <w:rFonts w:ascii="Calibri" w:hAnsi="Calibri" w:cs="Calibri"/>
-          <w:color w:val="000000"/>
-          <w:sz w:val="36"/>
-          <w:szCs w:val="36"/>
-        </w:rPr>
         <w:t>Course: Big Data Analytics</w:t>
       </w:r>
-    </w:p>
-    <w:p>
-      <w:pPr>
-        <w:spacing w:after="80"/>
-        <w:jc w:val="center"/>
-        <w:rPr>
-          <w:rFonts w:ascii="Calibri" w:hAnsi="Calibri" w:cs="Calibri"/>
-          <w:color w:val="000000"/>
-          <w:sz w:val="36"/>
-          <w:szCs w:val="36"/>
-        </w:rPr>
-      </w:pPr>
     </w:p>
     <w:p>
       <w:pPr>
@@ -169,17 +106,6 @@
         </w:rPr>
         <w:t>Report</w:t>
       </w:r>
-    </w:p>
-    <w:p>
-      <w:pPr>
-        <w:spacing w:after="80"/>
-        <w:jc w:val="center"/>
-        <w:rPr>
-          <w:rFonts w:ascii="Calibri" w:hAnsi="Calibri" w:cs="Calibri"/>
-          <w:sz w:val="36"/>
-          <w:szCs w:val="36"/>
-        </w:rPr>
-      </w:pPr>
     </w:p>
     <w:p>
       <w:pPr>
@@ -245,21 +171,25 @@
       <w:pPr>
         <w:spacing w:after="400"/>
         <w:rPr>
+          <w:lang w:val="en-US"/>
+        </w:rPr>
+      </w:pPr>
+      <w:r>
+        <w:rPr>
           <w:sz w:val="26"/>
           <w:szCs w:val="26"/>
           <w:lang w:val="en-US"/>
         </w:rPr>
-      </w:pPr>
-    </w:p>
-    <w:p>
-      <w:pPr>
-        <w:spacing w:after="400"/>
+        <w:t xml:space="preserve">                                    </w:t>
+      </w:r>
+      <w:r>
         <w:rPr>
           <w:sz w:val="26"/>
           <w:szCs w:val="26"/>
           <w:lang w:val="en-US"/>
         </w:rPr>
-      </w:pPr>
+        <w:t>MANIRAGUHA JEAN DE DIEU</w:t>
+      </w:r>
     </w:p>
     <w:p>
       <w:pPr>
@@ -270,88 +200,16 @@
       </w:pPr>
       <w:r>
         <w:rPr>
-          <w:sz w:val="26"/>
-          <w:szCs w:val="26"/>
           <w:lang w:val="en-US"/>
         </w:rPr>
-        <w:t xml:space="preserve">                                    </w:t>
-      </w:r>
-      <w:r>
-        <w:rPr>
-          <w:sz w:val="26"/>
-          <w:szCs w:val="26"/>
+        <w:t xml:space="preserve">                                                             </w:t>
+      </w:r>
+      <w:r>
+        <w:rPr>
           <w:lang w:val="en-US"/>
         </w:rPr>
-        <w:t>MANIRAGUHA JEAN DE DIEU</w:t>
-      </w:r>
-    </w:p>
-    <w:p>
-      <w:pPr>
-        <w:spacing w:after="400"/>
-        <w:rPr>
-          <w:lang w:val="en-US"/>
-        </w:rPr>
-      </w:pPr>
-      <w:r>
-        <w:rPr>
-          <w:lang w:val="en-US"/>
-        </w:rPr>
-        <w:t xml:space="preserve">                                                             </w:t>
-      </w:r>
-      <w:r>
-        <w:rPr>
-          <w:lang w:val="en-US"/>
-        </w:rPr>
-        <w:t>ID: 101189</w:t>
-      </w:r>
-    </w:p>
-    <w:p>
-      <w:pPr>
-        <w:spacing w:after="400"/>
-        <w:rPr>
-          <w:lang w:val="en-US"/>
-        </w:rPr>
-      </w:pPr>
-    </w:p>
-    <w:p>
-      <w:pPr>
-        <w:spacing w:after="400"/>
-        <w:rPr>
-          <w:lang w:val="en-US"/>
-        </w:rPr>
-      </w:pPr>
-    </w:p>
-    <w:p>
-      <w:pPr>
-        <w:spacing w:after="400"/>
-        <w:rPr>
-          <w:lang w:val="en-US"/>
-        </w:rPr>
-      </w:pPr>
-    </w:p>
-    <w:p>
-      <w:pPr>
-        <w:spacing w:after="400"/>
-        <w:rPr>
-          <w:lang w:val="en-US"/>
-        </w:rPr>
-      </w:pPr>
-    </w:p>
-    <w:p>
-      <w:pPr>
-        <w:spacing w:after="400"/>
-        <w:rPr>
-          <w:lang w:val="en-US"/>
-        </w:rPr>
-      </w:pPr>
-    </w:p>
-    <w:p>
-      <w:pPr>
-        <w:spacing w:after="400"/>
-        <w:rPr>
-          <w:lang w:val="en-US"/>
-        </w:rPr>
-      </w:pPr>
+        <w:t>ID: 10118</w:t>
+      </w:r>
     </w:p>
     <w:sdt>
       <w:sdtPr>
@@ -405,7 +263,7 @@
           <w:r>
             <w:fldChar w:fldCharType="separate"/>
           </w:r>
-          <w:hyperlink w:anchor="_Toc233473562" w:history="1">
+          <w:hyperlink w:anchor="_Toc233745569" w:history="1">
             <w:r>
               <w:rPr>
                 <w:rStyle w:val="Hyperlink"/>
@@ -448,7 +306,7 @@
                 <w:noProof/>
                 <w:webHidden/>
               </w:rPr>
-              <w:instrText xml:space="preserve"> PAGEREF _Toc233473562 \h </w:instrText>
+              <w:instrText xml:space="preserve"> PAGEREF _Toc233745569 \h </w:instrText>
             </w:r>
             <w:r>
               <w:rPr>
@@ -468,7 +326,7 @@
                 <w:noProof/>
                 <w:webHidden/>
               </w:rPr>
-              <w:t>3</w:t>
+              <w:t>2</w:t>
             </w:r>
             <w:r>
               <w:rPr>
@@ -490,7 +348,7 @@
               <w:noProof/>
             </w:rPr>
           </w:pPr>
-          <w:hyperlink w:anchor="_Toc233473563" w:history="1">
+          <w:hyperlink w:anchor="_Toc233745570" w:history="1">
             <w:r>
               <w:rPr>
                 <w:rStyle w:val="Hyperlink"/>
@@ -517,7 +375,7 @@
                 <w:noProof/>
                 <w:webHidden/>
               </w:rPr>
-              <w:instrText xml:space="preserve"> PAGEREF _Toc233473563 \h </w:instrText>
+              <w:instrText xml:space="preserve"> PAGEREF _Toc233745570 \h </w:instrText>
             </w:r>
             <w:r>
               <w:rPr>
@@ -537,7 +395,7 @@
                 <w:noProof/>
                 <w:webHidden/>
               </w:rPr>
-              <w:t>3</w:t>
+              <w:t>2</w:t>
             </w:r>
             <w:r>
               <w:rPr>
@@ -559,7 +417,7 @@
               <w:noProof/>
             </w:rPr>
           </w:pPr>
-          <w:hyperlink w:anchor="_Toc233473564" w:history="1">
+          <w:hyperlink w:anchor="_Toc233745571" w:history="1">
             <w:r>
               <w:rPr>
                 <w:rStyle w:val="Hyperlink"/>
@@ -586,7 +444,7 @@
                 <w:noProof/>
                 <w:webHidden/>
               </w:rPr>
-              <w:instrText xml:space="preserve"> PAGEREF _Toc233473564 \h </w:instrText>
+              <w:instrText xml:space="preserve"> PAGEREF _Toc233745571 \h </w:instrText>
             </w:r>
             <w:r>
               <w:rPr>
@@ -606,7 +464,7 @@
                 <w:noProof/>
                 <w:webHidden/>
               </w:rPr>
-              <w:t>4</w:t>
+              <w:t>3</w:t>
             </w:r>
             <w:r>
               <w:rPr>
@@ -628,7 +486,7 @@
               <w:noProof/>
             </w:rPr>
           </w:pPr>
-          <w:hyperlink w:anchor="_Toc233473565" w:history="1">
+          <w:hyperlink w:anchor="_Toc233745572" w:history="1">
             <w:r>
               <w:rPr>
                 <w:rStyle w:val="Hyperlink"/>
@@ -655,7 +513,7 @@
                 <w:noProof/>
                 <w:webHidden/>
               </w:rPr>
-              <w:instrText xml:space="preserve"> PAGEREF _Toc233473565 \h </w:instrText>
+              <w:instrText xml:space="preserve"> PAGEREF _Toc233745572 \h </w:instrText>
             </w:r>
             <w:r>
               <w:rPr>
@@ -675,7 +533,7 @@
                 <w:noProof/>
                 <w:webHidden/>
               </w:rPr>
-              <w:t>5</w:t>
+              <w:t>3</w:t>
             </w:r>
             <w:r>
               <w:rPr>
@@ -697,7 +555,7 @@
               <w:noProof/>
             </w:rPr>
           </w:pPr>
-          <w:hyperlink w:anchor="_Toc233473566" w:history="1">
+          <w:hyperlink w:anchor="_Toc233745573" w:history="1">
             <w:r>
               <w:rPr>
                 <w:rStyle w:val="Hyperlink"/>
@@ -724,7 +582,7 @@
                 <w:noProof/>
                 <w:webHidden/>
               </w:rPr>
-              <w:instrText xml:space="preserve"> PAGEREF _Toc233473566 \h </w:instrText>
+              <w:instrText xml:space="preserve"> PAGEREF _Toc233745573 \h </w:instrText>
             </w:r>
             <w:r>
               <w:rPr>
@@ -744,7 +602,7 @@
                 <w:noProof/>
                 <w:webHidden/>
               </w:rPr>
-              <w:t>5</w:t>
+              <w:t>3</w:t>
             </w:r>
             <w:r>
               <w:rPr>
@@ -766,7 +624,7 @@
               <w:noProof/>
             </w:rPr>
           </w:pPr>
-          <w:hyperlink w:anchor="_Toc233473567" w:history="1">
+          <w:hyperlink w:anchor="_Toc233745574" w:history="1">
             <w:r>
               <w:rPr>
                 <w:rStyle w:val="Hyperlink"/>
@@ -793,7 +651,7 @@
                 <w:noProof/>
                 <w:webHidden/>
               </w:rPr>
-              <w:instrText xml:space="preserve"> PAGEREF _Toc233473567 \h </w:instrText>
+              <w:instrText xml:space="preserve"> PAGEREF _Toc233745574 \h </w:instrText>
             </w:r>
             <w:r>
               <w:rPr>
@@ -813,7 +671,76 @@
                 <w:noProof/>
                 <w:webHidden/>
               </w:rPr>
-              <w:t>6</w:t>
+              <w:t>4</w:t>
+            </w:r>
+            <w:r>
+              <w:rPr>
+                <w:noProof/>
+                <w:webHidden/>
+              </w:rPr>
+              <w:fldChar w:fldCharType="end"/>
+            </w:r>
+          </w:hyperlink>
+        </w:p>
+        <w:p>
+          <w:pPr>
+            <w:pStyle w:val="TOC1"/>
+            <w:tabs>
+              <w:tab w:val="right" w:leader="dot" w:pos="9350"/>
+            </w:tabs>
+            <w:rPr>
+              <w:rFonts w:asciiTheme="minorHAnsi" w:eastAsiaTheme="minorEastAsia" w:hAnsiTheme="minorHAnsi" w:cstheme="minorBidi"/>
+              <w:noProof/>
+            </w:rPr>
+          </w:pPr>
+          <w:hyperlink w:anchor="_Toc233745575" w:history="1">
+            <w:r>
+              <w:rPr>
+                <w:rStyle w:val="Hyperlink"/>
+                <w:noProof/>
+              </w:rPr>
+              <w:t>3. Spark Data Processing Pipeline</w:t>
+            </w:r>
+            <w:r>
+              <w:rPr>
+                <w:noProof/>
+                <w:webHidden/>
+              </w:rPr>
+              <w:tab/>
+            </w:r>
+            <w:r>
+              <w:rPr>
+                <w:noProof/>
+                <w:webHidden/>
+              </w:rPr>
+              <w:fldChar w:fldCharType="begin"/>
+            </w:r>
+            <w:r>
+              <w:rPr>
+                <w:noProof/>
+                <w:webHidden/>
+              </w:rPr>
+              <w:instrText xml:space="preserve"> PAGEREF _Toc233745575 \h </w:instrText>
+            </w:r>
+            <w:r>
+              <w:rPr>
+                <w:noProof/>
+                <w:webHidden/>
+              </w:rPr>
+            </w:r>
+            <w:r>
+              <w:rPr>
+                <w:noProof/>
+                <w:webHidden/>
+              </w:rPr>
+              <w:fldChar w:fldCharType="separate"/>
+            </w:r>
+            <w:r>
+              <w:rPr>
+                <w:noProof/>
+                <w:webHidden/>
+              </w:rPr>
+              <w:t>5</w:t>
             </w:r>
             <w:r>
               <w:rPr>
@@ -835,13 +762,13 @@
               <w:noProof/>
             </w:rPr>
           </w:pPr>
-          <w:hyperlink w:anchor="_Toc233473568" w:history="1">
+          <w:hyperlink w:anchor="_Toc233745576" w:history="1">
             <w:r>
               <w:rPr>
                 <w:rStyle w:val="Hyperlink"/>
                 <w:noProof/>
               </w:rPr>
-              <w:t>2.3 Why This Data Lives Where It Lives</w:t>
+              <w:t>3.1 Batch Cleaning</w:t>
             </w:r>
             <w:r>
               <w:rPr>
@@ -862,7 +789,7 @@
                 <w:noProof/>
                 <w:webHidden/>
               </w:rPr>
-              <w:instrText xml:space="preserve"> PAGEREF _Toc233473568 \h </w:instrText>
+              <w:instrText xml:space="preserve"> PAGEREF _Toc233745576 \h </w:instrText>
             </w:r>
             <w:r>
               <w:rPr>
@@ -882,7 +809,214 @@
                 <w:noProof/>
                 <w:webHidden/>
               </w:rPr>
-              <w:t>7</w:t>
+              <w:t>5</w:t>
+            </w:r>
+            <w:r>
+              <w:rPr>
+                <w:noProof/>
+                <w:webHidden/>
+              </w:rPr>
+              <w:fldChar w:fldCharType="end"/>
+            </w:r>
+          </w:hyperlink>
+        </w:p>
+        <w:p>
+          <w:pPr>
+            <w:pStyle w:val="TOC2"/>
+            <w:tabs>
+              <w:tab w:val="right" w:leader="dot" w:pos="9350"/>
+            </w:tabs>
+            <w:rPr>
+              <w:rFonts w:asciiTheme="minorHAnsi" w:eastAsiaTheme="minorEastAsia" w:hAnsiTheme="minorHAnsi" w:cstheme="minorBidi"/>
+              <w:noProof/>
+            </w:rPr>
+          </w:pPr>
+          <w:hyperlink w:anchor="_Toc233745577" w:history="1">
+            <w:r>
+              <w:rPr>
+                <w:rStyle w:val="Hyperlink"/>
+                <w:noProof/>
+              </w:rPr>
+              <w:t>3.2 Product Affinity Analysis ('Users who bought X also bought Y')</w:t>
+            </w:r>
+            <w:r>
+              <w:rPr>
+                <w:noProof/>
+                <w:webHidden/>
+              </w:rPr>
+              <w:tab/>
+            </w:r>
+            <w:r>
+              <w:rPr>
+                <w:noProof/>
+                <w:webHidden/>
+              </w:rPr>
+              <w:fldChar w:fldCharType="begin"/>
+            </w:r>
+            <w:r>
+              <w:rPr>
+                <w:noProof/>
+                <w:webHidden/>
+              </w:rPr>
+              <w:instrText xml:space="preserve"> PAGEREF _Toc233745577 \h </w:instrText>
+            </w:r>
+            <w:r>
+              <w:rPr>
+                <w:noProof/>
+                <w:webHidden/>
+              </w:rPr>
+            </w:r>
+            <w:r>
+              <w:rPr>
+                <w:noProof/>
+                <w:webHidden/>
+              </w:rPr>
+              <w:fldChar w:fldCharType="separate"/>
+            </w:r>
+            <w:r>
+              <w:rPr>
+                <w:noProof/>
+                <w:webHidden/>
+              </w:rPr>
+              <w:t>5</w:t>
+            </w:r>
+            <w:r>
+              <w:rPr>
+                <w:noProof/>
+                <w:webHidden/>
+              </w:rPr>
+              <w:fldChar w:fldCharType="end"/>
+            </w:r>
+          </w:hyperlink>
+        </w:p>
+        <w:p>
+          <w:pPr>
+            <w:pStyle w:val="TOC2"/>
+            <w:tabs>
+              <w:tab w:val="right" w:leader="dot" w:pos="9350"/>
+            </w:tabs>
+            <w:rPr>
+              <w:rFonts w:asciiTheme="minorHAnsi" w:eastAsiaTheme="minorEastAsia" w:hAnsiTheme="minorHAnsi" w:cstheme="minorBidi"/>
+              <w:noProof/>
+            </w:rPr>
+          </w:pPr>
+          <w:hyperlink w:anchor="_Toc233745578" w:history="1">
+            <w:r>
+              <w:rPr>
+                <w:rStyle w:val="Hyperlink"/>
+                <w:noProof/>
+              </w:rPr>
+              <w:t>3.3 Cohort Analysis</w:t>
+            </w:r>
+            <w:r>
+              <w:rPr>
+                <w:noProof/>
+                <w:webHidden/>
+              </w:rPr>
+              <w:tab/>
+            </w:r>
+            <w:r>
+              <w:rPr>
+                <w:noProof/>
+                <w:webHidden/>
+              </w:rPr>
+              <w:fldChar w:fldCharType="begin"/>
+            </w:r>
+            <w:r>
+              <w:rPr>
+                <w:noProof/>
+                <w:webHidden/>
+              </w:rPr>
+              <w:instrText xml:space="preserve"> PAGEREF _Toc233745578 \h </w:instrText>
+            </w:r>
+            <w:r>
+              <w:rPr>
+                <w:noProof/>
+                <w:webHidden/>
+              </w:rPr>
+            </w:r>
+            <w:r>
+              <w:rPr>
+                <w:noProof/>
+                <w:webHidden/>
+              </w:rPr>
+              <w:fldChar w:fldCharType="separate"/>
+            </w:r>
+            <w:r>
+              <w:rPr>
+                <w:noProof/>
+                <w:webHidden/>
+              </w:rPr>
+              <w:t>5</w:t>
+            </w:r>
+            <w:r>
+              <w:rPr>
+                <w:noProof/>
+                <w:webHidden/>
+              </w:rPr>
+              <w:fldChar w:fldCharType="end"/>
+            </w:r>
+          </w:hyperlink>
+        </w:p>
+        <w:p>
+          <w:pPr>
+            <w:pStyle w:val="TOC2"/>
+            <w:tabs>
+              <w:tab w:val="right" w:leader="dot" w:pos="9350"/>
+            </w:tabs>
+            <w:rPr>
+              <w:rFonts w:asciiTheme="minorHAnsi" w:eastAsiaTheme="minorEastAsia" w:hAnsiTheme="minorHAnsi" w:cstheme="minorBidi"/>
+              <w:noProof/>
+            </w:rPr>
+          </w:pPr>
+          <w:hyperlink w:anchor="_Toc233745579" w:history="1">
+            <w:r>
+              <w:rPr>
+                <w:rStyle w:val="Hyperlink"/>
+                <w:noProof/>
+              </w:rPr>
+              <w:t>3.4 Spark SQL Analytics</w:t>
+            </w:r>
+            <w:r>
+              <w:rPr>
+                <w:noProof/>
+                <w:webHidden/>
+              </w:rPr>
+              <w:tab/>
+            </w:r>
+            <w:r>
+              <w:rPr>
+                <w:noProof/>
+                <w:webHidden/>
+              </w:rPr>
+              <w:fldChar w:fldCharType="begin"/>
+            </w:r>
+            <w:r>
+              <w:rPr>
+                <w:noProof/>
+                <w:webHidden/>
+              </w:rPr>
+              <w:instrText xml:space="preserve"> PAGEREF _Toc233745579 \h </w:instrText>
+            </w:r>
+            <w:r>
+              <w:rPr>
+                <w:noProof/>
+                <w:webHidden/>
+              </w:rPr>
+            </w:r>
+            <w:r>
+              <w:rPr>
+                <w:noProof/>
+                <w:webHidden/>
+              </w:rPr>
+              <w:fldChar w:fldCharType="separate"/>
+            </w:r>
+            <w:r>
+              <w:rPr>
+                <w:noProof/>
+                <w:webHidden/>
+              </w:rPr>
+              <w:t>6</w:t>
             </w:r>
             <w:r>
               <w:rPr>
@@ -904,13 +1038,13 @@
               <w:noProof/>
             </w:rPr>
           </w:pPr>
-          <w:hyperlink w:anchor="_Toc233473569" w:history="1">
+          <w:hyperlink w:anchor="_Toc233745580" w:history="1">
             <w:r>
               <w:rPr>
                 <w:rStyle w:val="Hyperlink"/>
                 <w:noProof/>
               </w:rPr>
-              <w:t>3. Spark Data Processing Pipeline</w:t>
+              <w:t>4. Integrated Analytics: Customer Lifetime Value (CLV) Estimation</w:t>
             </w:r>
             <w:r>
               <w:rPr>
@@ -931,7 +1065,7 @@
                 <w:noProof/>
                 <w:webHidden/>
               </w:rPr>
-              <w:instrText xml:space="preserve"> PAGEREF _Toc233473569 \h </w:instrText>
+              <w:instrText xml:space="preserve"> PAGEREF _Toc233745580 \h </w:instrText>
             </w:r>
             <w:r>
               <w:rPr>
@@ -952,6 +1086,75 @@
                 <w:webHidden/>
               </w:rPr>
               <w:t>7</w:t>
+            </w:r>
+            <w:r>
+              <w:rPr>
+                <w:noProof/>
+                <w:webHidden/>
+              </w:rPr>
+              <w:fldChar w:fldCharType="end"/>
+            </w:r>
+          </w:hyperlink>
+        </w:p>
+        <w:p>
+          <w:pPr>
+            <w:pStyle w:val="TOC1"/>
+            <w:tabs>
+              <w:tab w:val="right" w:leader="dot" w:pos="9350"/>
+            </w:tabs>
+            <w:rPr>
+              <w:rFonts w:asciiTheme="minorHAnsi" w:eastAsiaTheme="minorEastAsia" w:hAnsiTheme="minorHAnsi" w:cstheme="minorBidi"/>
+              <w:noProof/>
+            </w:rPr>
+          </w:pPr>
+          <w:hyperlink w:anchor="_Toc233745581" w:history="1">
+            <w:r>
+              <w:rPr>
+                <w:rStyle w:val="Hyperlink"/>
+                <w:noProof/>
+              </w:rPr>
+              <w:t>5. Visualizations and Key Findings</w:t>
+            </w:r>
+            <w:r>
+              <w:rPr>
+                <w:noProof/>
+                <w:webHidden/>
+              </w:rPr>
+              <w:tab/>
+            </w:r>
+            <w:r>
+              <w:rPr>
+                <w:noProof/>
+                <w:webHidden/>
+              </w:rPr>
+              <w:fldChar w:fldCharType="begin"/>
+            </w:r>
+            <w:r>
+              <w:rPr>
+                <w:noProof/>
+                <w:webHidden/>
+              </w:rPr>
+              <w:instrText xml:space="preserve"> PAGEREF _Toc233745581 \h </w:instrText>
+            </w:r>
+            <w:r>
+              <w:rPr>
+                <w:noProof/>
+                <w:webHidden/>
+              </w:rPr>
+            </w:r>
+            <w:r>
+              <w:rPr>
+                <w:noProof/>
+                <w:webHidden/>
+              </w:rPr>
+              <w:fldChar w:fldCharType="separate"/>
+            </w:r>
+            <w:r>
+              <w:rPr>
+                <w:noProof/>
+                <w:webHidden/>
+              </w:rPr>
+              <w:t>8</w:t>
             </w:r>
             <w:r>
               <w:rPr>
@@ -973,13 +1176,13 @@
               <w:noProof/>
             </w:rPr>
           </w:pPr>
-          <w:hyperlink w:anchor="_Toc233473570" w:history="1">
+          <w:hyperlink w:anchor="_Toc233745582" w:history="1">
             <w:r>
               <w:rPr>
                 <w:rStyle w:val="Hyperlink"/>
                 <w:noProof/>
               </w:rPr>
-              <w:t>3.1 Batch Cleaning</w:t>
+              <w:t>5.1 Revenue by Category</w:t>
             </w:r>
             <w:r>
               <w:rPr>
@@ -1000,7 +1203,7 @@
                 <w:noProof/>
                 <w:webHidden/>
               </w:rPr>
-              <w:instrText xml:space="preserve"> PAGEREF _Toc233473570 \h </w:instrText>
+              <w:instrText xml:space="preserve"> PAGEREF _Toc233745582 \h </w:instrText>
             </w:r>
             <w:r>
               <w:rPr>
@@ -1020,7 +1223,7 @@
                 <w:noProof/>
                 <w:webHidden/>
               </w:rPr>
-              <w:t>7</w:t>
+              <w:t>8</w:t>
             </w:r>
             <w:r>
               <w:rPr>
@@ -1042,13 +1245,13 @@
               <w:noProof/>
             </w:rPr>
           </w:pPr>
-          <w:hyperlink w:anchor="_Toc233473571" w:history="1">
+          <w:hyperlink w:anchor="_Toc233745583" w:history="1">
             <w:r>
               <w:rPr>
                 <w:rStyle w:val="Hyperlink"/>
                 <w:noProof/>
               </w:rPr>
-              <w:t>3.2 Product Affinity Analysis ('Users who bought X also bought Y')</w:t>
+              <w:t>5.2 Monthly Revenue Trend</w:t>
             </w:r>
             <w:r>
               <w:rPr>
@@ -1069,7 +1272,7 @@
                 <w:noProof/>
                 <w:webHidden/>
               </w:rPr>
-              <w:instrText xml:space="preserve"> PAGEREF _Toc233473571 \h </w:instrText>
+              <w:instrText xml:space="preserve"> PAGEREF _Toc233745583 \h </w:instrText>
             </w:r>
             <w:r>
               <w:rPr>
@@ -1089,7 +1292,7 @@
                 <w:noProof/>
                 <w:webHidden/>
               </w:rPr>
-              <w:t>8</w:t>
+              <w:t>9</w:t>
             </w:r>
             <w:r>
               <w:rPr>
@@ -1111,13 +1314,13 @@
               <w:noProof/>
             </w:rPr>
           </w:pPr>
-          <w:hyperlink w:anchor="_Toc233473572" w:history="1">
+          <w:hyperlink w:anchor="_Toc233745584" w:history="1">
             <w:r>
               <w:rPr>
                 <w:rStyle w:val="Hyperlink"/>
                 <w:noProof/>
               </w:rPr>
-              <w:t>3.3 Cohort Analysis</w:t>
+              <w:t>5.3 Customer Segmentation by Spend</w:t>
             </w:r>
             <w:r>
               <w:rPr>
@@ -1138,7 +1341,7 @@
                 <w:noProof/>
                 <w:webHidden/>
               </w:rPr>
-              <w:instrText xml:space="preserve"> PAGEREF _Toc233473572 \h </w:instrText>
+              <w:instrText xml:space="preserve"> PAGEREF _Toc233745584 \h </w:instrText>
             </w:r>
             <w:r>
               <w:rPr>
@@ -1158,7 +1361,7 @@
                 <w:noProof/>
                 <w:webHidden/>
               </w:rPr>
-              <w:t>8</w:t>
+              <w:t>9</w:t>
             </w:r>
             <w:r>
               <w:rPr>
@@ -1180,13 +1383,13 @@
               <w:noProof/>
             </w:rPr>
           </w:pPr>
-          <w:hyperlink w:anchor="_Toc233473573" w:history="1">
+          <w:hyperlink w:anchor="_Toc233745585" w:history="1">
             <w:r>
               <w:rPr>
                 <w:rStyle w:val="Hyperlink"/>
                 <w:noProof/>
               </w:rPr>
-              <w:t>3.4 Spark SQL Analytics</w:t>
+              <w:t>5.4 Conversion Rate by Device Type</w:t>
             </w:r>
             <w:r>
               <w:rPr>
@@ -1207,7 +1410,7 @@
                 <w:noProof/>
                 <w:webHidden/>
               </w:rPr>
-              <w:instrText xml:space="preserve"> PAGEREF _Toc233473573 \h </w:instrText>
+              <w:instrText xml:space="preserve"> PAGEREF _Toc233745585 \h </w:instrText>
             </w:r>
             <w:r>
               <w:rPr>
@@ -1227,7 +1430,7 @@
                 <w:noProof/>
                 <w:webHidden/>
               </w:rPr>
-              <w:t>9</w:t>
+              <w:t>10</w:t>
             </w:r>
             <w:r>
               <w:rPr>
@@ -1249,13 +1452,28 @@
               <w:noProof/>
             </w:rPr>
           </w:pPr>
-          <w:hyperlink w:anchor="_Toc233473574" w:history="1">
+          <w:hyperlink w:anchor="_Toc233745586" w:history="1">
             <w:r>
               <w:rPr>
                 <w:rStyle w:val="Hyperlink"/>
                 <w:noProof/>
               </w:rPr>
-              <w:t>4. Integrated Analytics: Customer Lifetime Value (CLV) Estimation</w:t>
+              <w:t xml:space="preserve">6. Scalability </w:t>
+            </w:r>
+            <w:r>
+              <w:rPr>
+                <w:rStyle w:val="Hyperlink"/>
+                <w:noProof/>
+                <w:lang w:val="en-US"/>
+              </w:rPr>
+              <w:t xml:space="preserve">and </w:t>
+            </w:r>
+            <w:r>
+              <w:rPr>
+                <w:rStyle w:val="Hyperlink"/>
+                <w:noProof/>
+              </w:rPr>
+              <w:t>Limitations</w:t>
             </w:r>
             <w:r>
               <w:rPr>
@@ -1276,7 +1494,7 @@
                 <w:noProof/>
                 <w:webHidden/>
               </w:rPr>
-              <w:instrText xml:space="preserve"> PAGEREF _Toc233473574 \h </w:instrText>
+              <w:instrText xml:space="preserve"> PAGEREF _Toc233745586 \h </w:instrText>
             </w:r>
             <w:r>
               <w:rPr>
@@ -1318,13 +1536,14 @@
               <w:noProof/>
             </w:rPr>
           </w:pPr>
-          <w:hyperlink w:anchor="_Toc233473575" w:history="1">
+          <w:hyperlink w:anchor="_Toc233745587" w:history="1">
             <w:r>
               <w:rPr>
                 <w:rStyle w:val="Hyperlink"/>
                 <w:noProof/>
-              </w:rPr>
-              <w:t>5. Visualizations and Key Findings</w:t>
+                <w:lang w:val="en-US"/>
+              </w:rPr>
+              <w:t>8. Conclusion</w:t>
             </w:r>
             <w:r>
               <w:rPr>
@@ -1345,7 +1564,7 @@
                 <w:noProof/>
                 <w:webHidden/>
               </w:rPr>
-              <w:instrText xml:space="preserve"> PAGEREF _Toc233473575 \h </w:instrText>
+              <w:instrText xml:space="preserve"> PAGEREF _Toc233745587 \h </w:instrText>
             </w:r>
             <w:r>
               <w:rPr>
@@ -1365,491 +1584,7 @@
                 <w:noProof/>
                 <w:webHidden/>
               </w:rPr>
-              <w:t>12</w:t>
-            </w:r>
-            <w:r>
-              <w:rPr>
-                <w:noProof/>
-                <w:webHidden/>
-              </w:rPr>
-              <w:fldChar w:fldCharType="end"/>
-            </w:r>
-          </w:hyperlink>
-        </w:p>
-        <w:p>
-          <w:pPr>
-            <w:pStyle w:val="TOC2"/>
-            <w:tabs>
-              <w:tab w:val="right" w:leader="dot" w:pos="9350"/>
-            </w:tabs>
-            <w:rPr>
-              <w:rFonts w:asciiTheme="minorHAnsi" w:eastAsiaTheme="minorEastAsia" w:hAnsiTheme="minorHAnsi" w:cstheme="minorBidi"/>
-              <w:noProof/>
-            </w:rPr>
-          </w:pPr>
-          <w:hyperlink w:anchor="_Toc233473576" w:history="1">
-            <w:r>
-              <w:rPr>
-                <w:rStyle w:val="Hyperlink"/>
-                <w:noProof/>
-              </w:rPr>
-              <w:t>5.1 Revenue by Category</w:t>
-            </w:r>
-            <w:r>
-              <w:rPr>
-                <w:noProof/>
-                <w:webHidden/>
-              </w:rPr>
-              <w:tab/>
-            </w:r>
-            <w:r>
-              <w:rPr>
-                <w:noProof/>
-                <w:webHidden/>
-              </w:rPr>
-              <w:fldChar w:fldCharType="begin"/>
-            </w:r>
-            <w:r>
-              <w:rPr>
-                <w:noProof/>
-                <w:webHidden/>
-              </w:rPr>
-              <w:instrText xml:space="preserve"> PAGEREF _Toc233473576 \h </w:instrText>
-            </w:r>
-            <w:r>
-              <w:rPr>
-                <w:noProof/>
-                <w:webHidden/>
-              </w:rPr>
-            </w:r>
-            <w:r>
-              <w:rPr>
-                <w:noProof/>
-                <w:webHidden/>
-              </w:rPr>
-              <w:fldChar w:fldCharType="separate"/>
-            </w:r>
-            <w:r>
-              <w:rPr>
-                <w:noProof/>
-                <w:webHidden/>
-              </w:rPr>
-              <w:t>12</w:t>
-            </w:r>
-            <w:r>
-              <w:rPr>
-                <w:noProof/>
-                <w:webHidden/>
-              </w:rPr>
-              <w:fldChar w:fldCharType="end"/>
-            </w:r>
-          </w:hyperlink>
-        </w:p>
-        <w:p>
-          <w:pPr>
-            <w:pStyle w:val="TOC2"/>
-            <w:tabs>
-              <w:tab w:val="right" w:leader="dot" w:pos="9350"/>
-            </w:tabs>
-            <w:rPr>
-              <w:rFonts w:asciiTheme="minorHAnsi" w:eastAsiaTheme="minorEastAsia" w:hAnsiTheme="minorHAnsi" w:cstheme="minorBidi"/>
-              <w:noProof/>
-            </w:rPr>
-          </w:pPr>
-          <w:hyperlink w:anchor="_Toc233473577" w:history="1">
-            <w:r>
-              <w:rPr>
-                <w:rStyle w:val="Hyperlink"/>
-                <w:noProof/>
-              </w:rPr>
-              <w:t>5.2 Monthly Revenue Trend</w:t>
-            </w:r>
-            <w:r>
-              <w:rPr>
-                <w:noProof/>
-                <w:webHidden/>
-              </w:rPr>
-              <w:tab/>
-            </w:r>
-            <w:r>
-              <w:rPr>
-                <w:noProof/>
-                <w:webHidden/>
-              </w:rPr>
-              <w:fldChar w:fldCharType="begin"/>
-            </w:r>
-            <w:r>
-              <w:rPr>
-                <w:noProof/>
-                <w:webHidden/>
-              </w:rPr>
-              <w:instrText xml:space="preserve"> PAGEREF _Toc233473577 \h </w:instrText>
-            </w:r>
-            <w:r>
-              <w:rPr>
-                <w:noProof/>
-                <w:webHidden/>
-              </w:rPr>
-            </w:r>
-            <w:r>
-              <w:rPr>
-                <w:noProof/>
-                <w:webHidden/>
-              </w:rPr>
-              <w:fldChar w:fldCharType="separate"/>
-            </w:r>
-            <w:r>
-              <w:rPr>
-                <w:noProof/>
-                <w:webHidden/>
-              </w:rPr>
-              <w:t>12</w:t>
-            </w:r>
-            <w:r>
-              <w:rPr>
-                <w:noProof/>
-                <w:webHidden/>
-              </w:rPr>
-              <w:fldChar w:fldCharType="end"/>
-            </w:r>
-          </w:hyperlink>
-        </w:p>
-        <w:p>
-          <w:pPr>
-            <w:pStyle w:val="TOC2"/>
-            <w:tabs>
-              <w:tab w:val="right" w:leader="dot" w:pos="9350"/>
-            </w:tabs>
-            <w:rPr>
-              <w:rFonts w:asciiTheme="minorHAnsi" w:eastAsiaTheme="minorEastAsia" w:hAnsiTheme="minorHAnsi" w:cstheme="minorBidi"/>
-              <w:noProof/>
-            </w:rPr>
-          </w:pPr>
-          <w:hyperlink w:anchor="_Toc233473578" w:history="1">
-            <w:r>
-              <w:rPr>
-                <w:rStyle w:val="Hyperlink"/>
-                <w:noProof/>
-              </w:rPr>
-              <w:t>5.3 Customer Segmentation by Spend</w:t>
-            </w:r>
-            <w:r>
-              <w:rPr>
-                <w:noProof/>
-                <w:webHidden/>
-              </w:rPr>
-              <w:tab/>
-            </w:r>
-            <w:r>
-              <w:rPr>
-                <w:noProof/>
-                <w:webHidden/>
-              </w:rPr>
-              <w:fldChar w:fldCharType="begin"/>
-            </w:r>
-            <w:r>
-              <w:rPr>
-                <w:noProof/>
-                <w:webHidden/>
-              </w:rPr>
-              <w:instrText xml:space="preserve"> PAGEREF _Toc233473578 \h </w:instrText>
-            </w:r>
-            <w:r>
-              <w:rPr>
-                <w:noProof/>
-                <w:webHidden/>
-              </w:rPr>
-            </w:r>
-            <w:r>
-              <w:rPr>
-                <w:noProof/>
-                <w:webHidden/>
-              </w:rPr>
-              <w:fldChar w:fldCharType="separate"/>
-            </w:r>
-            <w:r>
-              <w:rPr>
-                <w:noProof/>
-                <w:webHidden/>
-              </w:rPr>
-              <w:t>13</w:t>
-            </w:r>
-            <w:r>
-              <w:rPr>
-                <w:noProof/>
-                <w:webHidden/>
-              </w:rPr>
-              <w:fldChar w:fldCharType="end"/>
-            </w:r>
-          </w:hyperlink>
-        </w:p>
-        <w:p>
-          <w:pPr>
-            <w:pStyle w:val="TOC2"/>
-            <w:tabs>
-              <w:tab w:val="right" w:leader="dot" w:pos="9350"/>
-            </w:tabs>
-            <w:rPr>
-              <w:rFonts w:asciiTheme="minorHAnsi" w:eastAsiaTheme="minorEastAsia" w:hAnsiTheme="minorHAnsi" w:cstheme="minorBidi"/>
-              <w:noProof/>
-            </w:rPr>
-          </w:pPr>
-          <w:hyperlink w:anchor="_Toc233473579" w:history="1">
-            <w:r>
-              <w:rPr>
-                <w:rStyle w:val="Hyperlink"/>
-                <w:noProof/>
-              </w:rPr>
-              <w:t>5.4 Conversion Rate by Device Type</w:t>
-            </w:r>
-            <w:r>
-              <w:rPr>
-                <w:noProof/>
-                <w:webHidden/>
-              </w:rPr>
-              <w:tab/>
-            </w:r>
-            <w:r>
-              <w:rPr>
-                <w:noProof/>
-                <w:webHidden/>
-              </w:rPr>
-              <w:fldChar w:fldCharType="begin"/>
-            </w:r>
-            <w:r>
-              <w:rPr>
-                <w:noProof/>
-                <w:webHidden/>
-              </w:rPr>
-              <w:instrText xml:space="preserve"> PAGEREF _Toc233473579 \h </w:instrText>
-            </w:r>
-            <w:r>
-              <w:rPr>
-                <w:noProof/>
-                <w:webHidden/>
-              </w:rPr>
-            </w:r>
-            <w:r>
-              <w:rPr>
-                <w:noProof/>
-                <w:webHidden/>
-              </w:rPr>
-              <w:fldChar w:fldCharType="separate"/>
-            </w:r>
-            <w:r>
-              <w:rPr>
-                <w:noProof/>
-                <w:webHidden/>
-              </w:rPr>
-              <w:t>14</w:t>
-            </w:r>
-            <w:r>
-              <w:rPr>
-                <w:noProof/>
-                <w:webHidden/>
-              </w:rPr>
-              <w:fldChar w:fldCharType="end"/>
-            </w:r>
-          </w:hyperlink>
-        </w:p>
-        <w:p>
-          <w:pPr>
-            <w:pStyle w:val="TOC1"/>
-            <w:tabs>
-              <w:tab w:val="right" w:leader="dot" w:pos="9350"/>
-            </w:tabs>
-            <w:rPr>
-              <w:rFonts w:asciiTheme="minorHAnsi" w:eastAsiaTheme="minorEastAsia" w:hAnsiTheme="minorHAnsi" w:cstheme="minorBidi"/>
-              <w:noProof/>
-            </w:rPr>
-          </w:pPr>
-          <w:hyperlink w:anchor="_Toc233473580" w:history="1">
-            <w:r>
-              <w:rPr>
-                <w:rStyle w:val="Hyperlink"/>
-                <w:noProof/>
-              </w:rPr>
-              <w:t>6. Scalability Considerations</w:t>
-            </w:r>
-            <w:r>
-              <w:rPr>
-                <w:noProof/>
-                <w:webHidden/>
-              </w:rPr>
-              <w:tab/>
-            </w:r>
-            <w:r>
-              <w:rPr>
-                <w:noProof/>
-                <w:webHidden/>
-              </w:rPr>
-              <w:fldChar w:fldCharType="begin"/>
-            </w:r>
-            <w:r>
-              <w:rPr>
-                <w:noProof/>
-                <w:webHidden/>
-              </w:rPr>
-              <w:instrText xml:space="preserve"> PAGEREF _Toc233473580 \h </w:instrText>
-            </w:r>
-            <w:r>
-              <w:rPr>
-                <w:noProof/>
-                <w:webHidden/>
-              </w:rPr>
-            </w:r>
-            <w:r>
-              <w:rPr>
-                <w:noProof/>
-                <w:webHidden/>
-              </w:rPr>
-              <w:fldChar w:fldCharType="separate"/>
-            </w:r>
-            <w:r>
-              <w:rPr>
-                <w:noProof/>
-                <w:webHidden/>
-              </w:rPr>
-              <w:t>14</w:t>
-            </w:r>
-            <w:r>
-              <w:rPr>
-                <w:noProof/>
-                <w:webHidden/>
-              </w:rPr>
-              <w:fldChar w:fldCharType="end"/>
-            </w:r>
-          </w:hyperlink>
-        </w:p>
-        <w:p>
-          <w:pPr>
-            <w:pStyle w:val="TOC1"/>
-            <w:tabs>
-              <w:tab w:val="right" w:leader="dot" w:pos="9350"/>
-            </w:tabs>
-            <w:rPr>
-              <w:rFonts w:asciiTheme="minorHAnsi" w:eastAsiaTheme="minorEastAsia" w:hAnsiTheme="minorHAnsi" w:cstheme="minorBidi"/>
-              <w:noProof/>
-            </w:rPr>
-          </w:pPr>
-          <w:hyperlink w:anchor="_Toc233473581" w:history="1">
-            <w:r>
-              <w:rPr>
-                <w:rStyle w:val="Hyperlink"/>
-                <w:noProof/>
-              </w:rPr>
-              <w:t>7. Limitations</w:t>
-            </w:r>
-            <w:r>
-              <w:rPr>
-                <w:noProof/>
-                <w:webHidden/>
-              </w:rPr>
-              <w:tab/>
-            </w:r>
-            <w:r>
-              <w:rPr>
-                <w:noProof/>
-                <w:webHidden/>
-              </w:rPr>
-              <w:fldChar w:fldCharType="begin"/>
-            </w:r>
-            <w:r>
-              <w:rPr>
-                <w:noProof/>
-                <w:webHidden/>
-              </w:rPr>
-              <w:instrText xml:space="preserve"> PAGEREF _Toc233473581 \h </w:instrText>
-            </w:r>
-            <w:r>
-              <w:rPr>
-                <w:noProof/>
-                <w:webHidden/>
-              </w:rPr>
-            </w:r>
-            <w:r>
-              <w:rPr>
-                <w:noProof/>
-                <w:webHidden/>
-              </w:rPr>
-              <w:fldChar w:fldCharType="separate"/>
-            </w:r>
-            <w:r>
-              <w:rPr>
-                <w:noProof/>
-                <w:webHidden/>
-              </w:rPr>
-              <w:t>15</w:t>
-            </w:r>
-            <w:r>
-              <w:rPr>
-                <w:noProof/>
-                <w:webHidden/>
-              </w:rPr>
-              <w:fldChar w:fldCharType="end"/>
-            </w:r>
-          </w:hyperlink>
-        </w:p>
-        <w:p>
-          <w:pPr>
-            <w:pStyle w:val="TOC1"/>
-            <w:tabs>
-              <w:tab w:val="right" w:leader="dot" w:pos="9350"/>
-            </w:tabs>
-            <w:rPr>
-              <w:rFonts w:asciiTheme="minorHAnsi" w:eastAsiaTheme="minorEastAsia" w:hAnsiTheme="minorHAnsi" w:cstheme="minorBidi"/>
-              <w:noProof/>
-            </w:rPr>
-          </w:pPr>
-          <w:hyperlink w:anchor="_Toc233473582" w:history="1">
-            <w:r>
-              <w:rPr>
-                <w:rStyle w:val="Hyperlink"/>
-                <w:noProof/>
-                <w:lang w:val="en-US"/>
-              </w:rPr>
-              <w:t>8. Conclusion</w:t>
-            </w:r>
-            <w:r>
-              <w:rPr>
-                <w:noProof/>
-                <w:webHidden/>
-              </w:rPr>
-              <w:tab/>
-            </w:r>
-            <w:r>
-              <w:rPr>
-                <w:noProof/>
-                <w:webHidden/>
-              </w:rPr>
-              <w:fldChar w:fldCharType="begin"/>
-            </w:r>
-            <w:r>
-              <w:rPr>
-                <w:noProof/>
-                <w:webHidden/>
-              </w:rPr>
-              <w:instrText xml:space="preserve"> PAGEREF _Toc233473582 \h </w:instrText>
-            </w:r>
-            <w:r>
-              <w:rPr>
-                <w:noProof/>
-                <w:webHidden/>
-              </w:rPr>
-            </w:r>
-            <w:r>
-              <w:rPr>
-                <w:noProof/>
-                <w:webHidden/>
-              </w:rPr>
-              <w:fldChar w:fldCharType="separate"/>
-            </w:r>
-            <w:r>
-              <w:rPr>
-                <w:noProof/>
-                <w:webHidden/>
-              </w:rPr>
-              <w:t>15</w:t>
+              <w:t>10</w:t>
             </w:r>
             <w:r>
               <w:rPr>
@@ -1882,51 +1617,55 @@
     </w:p>
     <w:p>
       <w:pPr>
+        <w:spacing w:after="80"/>
+        <w:ind w:left="360"/>
+        <w:rPr>
+          <w:rFonts w:ascii="Calibri" w:hAnsi="Calibri" w:cs="Calibri"/>
+          <w:lang w:val="en-US"/>
+        </w:rPr>
+      </w:pPr>
+      <w:r>
+        <w:rPr>
+          <w:rFonts w:ascii="Calibri" w:hAnsi="Calibri" w:cs="Calibri"/>
+          <w:lang w:val="en-US"/>
+        </w:rPr>
+        <w:t xml:space="preserve">                                       </w:t>
+      </w:r>
+      <w:r>
+        <w:rPr>
+          <w:rFonts w:ascii="Calibri" w:hAnsi="Calibri" w:cs="Calibri"/>
+          <w:b/>
+          <w:lang w:val="en-US"/>
+        </w:rPr>
+        <w:t>GITHUB LINK</w:t>
+      </w:r>
+    </w:p>
+    <w:p>
+      <w:pPr>
+        <w:pStyle w:val="ListParagraph"/>
+        <w:spacing w:after="80"/>
+        <w:ind w:left="720"/>
+        <w:jc w:val="both"/>
+        <w:rPr>
+          <w:rFonts w:ascii="Calibri" w:hAnsi="Calibri" w:cs="Calibri"/>
+        </w:rPr>
+      </w:pPr>
+      <w:r>
+        <w:rPr>
+          <w:rFonts w:ascii="Calibri" w:hAnsi="Calibri" w:cs="Calibri"/>
+        </w:rPr>
+        <w:t>https://github.com/manjean1990/finalExamBigDataAnalytics</w:t>
+      </w:r>
+    </w:p>
+    <w:p>
+      <w:pPr>
         <w:spacing w:after="400"/>
         <w:rPr>
           <w:lang w:val="en-US"/>
         </w:rPr>
       </w:pPr>
-    </w:p>
-    <w:p>
-      <w:pPr>
-        <w:spacing w:after="400"/>
-        <w:rPr>
-          <w:lang w:val="en-US"/>
-        </w:rPr>
-      </w:pPr>
-    </w:p>
-    <w:p>
-      <w:pPr>
-        <w:spacing w:after="400"/>
-        <w:rPr>
-          <w:lang w:val="en-US"/>
-        </w:rPr>
-      </w:pPr>
-    </w:p>
-    <w:p>
-      <w:pPr>
-        <w:spacing w:after="400"/>
-        <w:rPr>
-          <w:lang w:val="en-US"/>
-        </w:rPr>
-      </w:pPr>
-    </w:p>
-    <w:p>
-      <w:pPr>
-        <w:spacing w:after="400"/>
-        <w:rPr>
-          <w:lang w:val="en-US"/>
-        </w:rPr>
-      </w:pPr>
-    </w:p>
-    <w:p>
-      <w:pPr>
-        <w:spacing w:after="400"/>
-        <w:rPr>
-          <w:lang w:val="en-US"/>
-        </w:rPr>
-      </w:pPr>
+      <w:bookmarkStart w:id="0" w:name="_GoBack"/>
+      <w:bookmarkEnd w:id="0"/>
     </w:p>
     <w:p>
       <w:pPr>
@@ -1939,11 +1678,12 @@
           <w:lang w:val="en-US"/>
         </w:rPr>
       </w:pPr>
-      <w:bookmarkStart w:id="0" w:name="_Toc233473562"/>
+      <w:bookmarkStart w:id="1" w:name="_Toc233745569"/>
       <w:r>
         <w:rPr>
           <w:lang w:val="en-US"/>
         </w:rPr>
+        <w:lastRenderedPageBreak/>
         <w:t>SY</w:t>
       </w:r>
       <w:r>
@@ -1952,7 +1692,7 @@
         </w:rPr>
         <w:t>STEM ARCHITECTURE OVERVIEW</w:t>
       </w:r>
-      <w:bookmarkEnd w:id="0"/>
+      <w:bookmarkEnd w:id="1"/>
     </w:p>
     <w:p>
       <w:pPr>
@@ -2368,40 +2108,13 @@
     </w:p>
     <w:p>
       <w:pPr>
-        <w:spacing w:after="160"/>
-        <w:jc w:val="both"/>
-        <w:rPr>
-          <w:rFonts w:ascii="Calibri" w:hAnsi="Calibri" w:cs="Calibri"/>
-        </w:rPr>
-      </w:pPr>
-    </w:p>
-    <w:p>
-      <w:pPr>
-        <w:spacing w:after="160"/>
-        <w:jc w:val="both"/>
-        <w:rPr>
-          <w:rFonts w:ascii="Calibri" w:hAnsi="Calibri" w:cs="Calibri"/>
-        </w:rPr>
-      </w:pPr>
-    </w:p>
-    <w:p>
-      <w:pPr>
-        <w:spacing w:after="160"/>
-        <w:jc w:val="both"/>
-        <w:rPr>
-          <w:rFonts w:ascii="Calibri" w:hAnsi="Calibri" w:cs="Calibri"/>
-        </w:rPr>
-      </w:pPr>
-    </w:p>
-    <w:p>
-      <w:pPr>
         <w:pStyle w:val="Heading2"/>
       </w:pPr>
-      <w:bookmarkStart w:id="1" w:name="_Toc233473563"/>
+      <w:bookmarkStart w:id="2" w:name="_Toc233745570"/>
       <w:r>
         <w:t>1.1 Data Flow</w:t>
       </w:r>
-      <w:bookmarkEnd w:id="1"/>
+      <w:bookmarkEnd w:id="2"/>
     </w:p>
     <w:p>
       <w:pPr>
@@ -2523,6 +2236,24 @@
           <w:color w:val="000000"/>
           <w:sz w:val="20"/>
           <w:szCs w:val="20"/>
+        </w:rPr>
+      </w:pPr>
+    </w:p>
+    <w:p>
+      <w:pPr>
+        <w:spacing w:after="160"/>
+        <w:jc w:val="both"/>
+        <w:rPr>
+          <w:rFonts w:ascii="Calibri" w:hAnsi="Calibri" w:cs="Calibri"/>
+        </w:rPr>
+      </w:pPr>
+    </w:p>
+    <w:p>
+      <w:pPr>
+        <w:spacing w:after="160"/>
+        <w:jc w:val="both"/>
+        <w:rPr>
+          <w:rFonts w:ascii="Calibri" w:hAnsi="Calibri" w:cs="Calibri"/>
         </w:rPr>
       </w:pPr>
     </w:p>
@@ -2831,23 +2562,13 @@
     </w:p>
     <w:p>
       <w:pPr>
-        <w:pStyle w:val="ListParagraph"/>
-        <w:spacing w:after="80"/>
-        <w:ind w:left="720"/>
-        <w:rPr>
-          <w:rFonts w:ascii="Calibri" w:hAnsi="Calibri" w:cs="Calibri"/>
-        </w:rPr>
-      </w:pPr>
-    </w:p>
-    <w:p>
-      <w:pPr>
         <w:pStyle w:val="Heading2"/>
       </w:pPr>
-      <w:bookmarkStart w:id="2" w:name="_Toc233473564"/>
+      <w:bookmarkStart w:id="3" w:name="_Toc233745571"/>
       <w:r>
         <w:t>1.2 Dataset Scale</w:t>
       </w:r>
-      <w:bookmarkEnd w:id="2"/>
+      <w:bookmarkEnd w:id="3"/>
     </w:p>
     <w:p>
       <w:pPr>
@@ -2907,206 +2628,26 @@
     </w:p>
     <w:p>
       <w:pPr>
-        <w:pStyle w:val="ListParagraph"/>
-        <w:spacing w:after="160" w:line="276" w:lineRule="auto"/>
-        <w:ind w:left="825"/>
-        <w:jc w:val="both"/>
-        <w:rPr>
-          <w:rFonts w:ascii="Calibri" w:hAnsi="Calibri" w:cs="Calibri"/>
+        <w:pStyle w:val="Heading1"/>
+        <w:rPr>
           <w:lang w:val="en-US"/>
         </w:rPr>
       </w:pPr>
-    </w:p>
-    <w:p>
-      <w:pPr>
-        <w:pStyle w:val="ListParagraph"/>
-        <w:spacing w:after="160" w:line="276" w:lineRule="auto"/>
-        <w:ind w:left="825"/>
-        <w:jc w:val="both"/>
-        <w:rPr>
-          <w:rFonts w:ascii="Calibri" w:hAnsi="Calibri" w:cs="Calibri"/>
-          <w:i/>
-          <w:iCs/>
-          <w:color w:val="888888"/>
-        </w:rPr>
-      </w:pPr>
-    </w:p>
-    <w:p>
-      <w:pPr>
-        <w:pStyle w:val="ListParagraph"/>
-        <w:spacing w:after="160" w:line="276" w:lineRule="auto"/>
-        <w:ind w:left="825"/>
-        <w:jc w:val="both"/>
-        <w:rPr>
-          <w:rFonts w:ascii="Calibri" w:hAnsi="Calibri" w:cs="Calibri"/>
-          <w:i/>
-          <w:iCs/>
-          <w:color w:val="888888"/>
-        </w:rPr>
-      </w:pPr>
-    </w:p>
-    <w:p>
-      <w:pPr>
-        <w:pStyle w:val="ListParagraph"/>
-        <w:spacing w:after="160" w:line="276" w:lineRule="auto"/>
-        <w:ind w:left="825"/>
-        <w:jc w:val="both"/>
-        <w:rPr>
-          <w:rFonts w:ascii="Calibri" w:hAnsi="Calibri" w:cs="Calibri"/>
-          <w:i/>
-          <w:iCs/>
-          <w:color w:val="888888"/>
-        </w:rPr>
-      </w:pPr>
-    </w:p>
-    <w:p>
-      <w:pPr>
-        <w:pStyle w:val="ListParagraph"/>
-        <w:spacing w:after="160" w:line="276" w:lineRule="auto"/>
-        <w:ind w:left="825"/>
-        <w:jc w:val="both"/>
-        <w:rPr>
-          <w:rFonts w:ascii="Calibri" w:hAnsi="Calibri" w:cs="Calibri"/>
-          <w:i/>
-          <w:iCs/>
-          <w:color w:val="888888"/>
-        </w:rPr>
-      </w:pPr>
-    </w:p>
-    <w:p>
-      <w:pPr>
-        <w:pStyle w:val="ListParagraph"/>
-        <w:spacing w:after="160" w:line="276" w:lineRule="auto"/>
-        <w:ind w:left="825"/>
-        <w:jc w:val="both"/>
-        <w:rPr>
-          <w:rFonts w:ascii="Calibri" w:hAnsi="Calibri" w:cs="Calibri"/>
-          <w:i/>
-          <w:iCs/>
-          <w:color w:val="888888"/>
-        </w:rPr>
-      </w:pPr>
-    </w:p>
-    <w:p>
-      <w:pPr>
-        <w:pStyle w:val="ListParagraph"/>
-        <w:spacing w:after="160" w:line="276" w:lineRule="auto"/>
-        <w:ind w:left="825"/>
-        <w:jc w:val="both"/>
-        <w:rPr>
-          <w:rFonts w:ascii="Calibri" w:hAnsi="Calibri" w:cs="Calibri"/>
-          <w:i/>
-          <w:iCs/>
-          <w:color w:val="888888"/>
-        </w:rPr>
-      </w:pPr>
-    </w:p>
-    <w:p>
-      <w:pPr>
-        <w:pStyle w:val="ListParagraph"/>
-        <w:spacing w:after="160" w:line="276" w:lineRule="auto"/>
-        <w:ind w:left="825"/>
-        <w:jc w:val="both"/>
-        <w:rPr>
-          <w:rFonts w:ascii="Calibri" w:hAnsi="Calibri" w:cs="Calibri"/>
-          <w:i/>
-          <w:iCs/>
-          <w:color w:val="888888"/>
-        </w:rPr>
-      </w:pPr>
-    </w:p>
-    <w:p>
-      <w:pPr>
-        <w:pStyle w:val="ListParagraph"/>
-        <w:spacing w:after="160" w:line="276" w:lineRule="auto"/>
-        <w:ind w:left="825"/>
-        <w:jc w:val="both"/>
-        <w:rPr>
-          <w:rFonts w:ascii="Calibri" w:hAnsi="Calibri" w:cs="Calibri"/>
-          <w:i/>
-          <w:iCs/>
-          <w:color w:val="888888"/>
-        </w:rPr>
-      </w:pPr>
-    </w:p>
-    <w:p>
-      <w:pPr>
-        <w:pStyle w:val="ListParagraph"/>
-        <w:spacing w:after="160" w:line="276" w:lineRule="auto"/>
-        <w:ind w:left="825"/>
-        <w:jc w:val="both"/>
-        <w:rPr>
-          <w:rFonts w:ascii="Calibri" w:hAnsi="Calibri" w:cs="Calibri"/>
-          <w:i/>
-          <w:iCs/>
-          <w:color w:val="888888"/>
-        </w:rPr>
-      </w:pPr>
-    </w:p>
-    <w:p>
-      <w:pPr>
-        <w:pStyle w:val="ListParagraph"/>
-        <w:spacing w:after="160" w:line="276" w:lineRule="auto"/>
-        <w:ind w:left="825"/>
-        <w:jc w:val="both"/>
-        <w:rPr>
-          <w:rFonts w:ascii="Calibri" w:hAnsi="Calibri" w:cs="Calibri"/>
-          <w:i/>
-          <w:iCs/>
-          <w:color w:val="888888"/>
-        </w:rPr>
-      </w:pPr>
-    </w:p>
-    <w:p>
-      <w:pPr>
-        <w:pStyle w:val="ListParagraph"/>
-        <w:spacing w:after="160" w:line="276" w:lineRule="auto"/>
-        <w:ind w:left="825"/>
-        <w:jc w:val="both"/>
-        <w:rPr>
-          <w:rFonts w:ascii="Calibri" w:hAnsi="Calibri" w:cs="Calibri"/>
-          <w:i/>
-          <w:iCs/>
-          <w:color w:val="888888"/>
-        </w:rPr>
-      </w:pPr>
-    </w:p>
-    <w:p>
-      <w:pPr>
-        <w:pStyle w:val="ListParagraph"/>
-        <w:spacing w:after="160" w:line="276" w:lineRule="auto"/>
-        <w:ind w:left="825"/>
-        <w:jc w:val="both"/>
-        <w:rPr>
-          <w:rFonts w:ascii="Calibri" w:hAnsi="Calibri" w:cs="Calibri"/>
-          <w:i/>
-          <w:iCs/>
-          <w:color w:val="888888"/>
-        </w:rPr>
-      </w:pPr>
-    </w:p>
-    <w:p>
-      <w:pPr>
-        <w:pStyle w:val="Heading1"/>
-        <w:rPr>
-          <w:lang w:val="en-US"/>
-        </w:rPr>
-      </w:pPr>
-      <w:bookmarkStart w:id="3" w:name="_Toc233473565"/>
+      <w:bookmarkStart w:id="4" w:name="_Toc233745572"/>
       <w:r>
         <w:t>2. Data Modeling Decisions and Rationale</w:t>
       </w:r>
-      <w:bookmarkEnd w:id="3"/>
+      <w:bookmarkEnd w:id="4"/>
     </w:p>
     <w:p>
       <w:pPr>
         <w:pStyle w:val="Heading2"/>
       </w:pPr>
-      <w:bookmarkStart w:id="4" w:name="_Toc233473566"/>
+      <w:bookmarkStart w:id="5" w:name="_Toc233745573"/>
       <w:r>
         <w:t>2.1 MongoDB Schema Design</w:t>
       </w:r>
-      <w:bookmarkEnd w:id="4"/>
+      <w:bookmarkEnd w:id="5"/>
     </w:p>
     <w:p>
       <w:pPr>
@@ -3130,14 +2671,14 @@
         <w:tblLook w:val="04A0" w:firstRow="1" w:lastRow="0" w:firstColumn="1" w:lastColumn="0" w:noHBand="0" w:noVBand="1"/>
       </w:tblPr>
       <w:tblGrid>
-        <w:gridCol w:w="3116"/>
-        <w:gridCol w:w="3117"/>
-        <w:gridCol w:w="3117"/>
+        <w:gridCol w:w="1314"/>
+        <w:gridCol w:w="3076"/>
+        <w:gridCol w:w="4960"/>
       </w:tblGrid>
       <w:tr>
         <w:tc>
           <w:tcPr>
-            <w:tcW w:w="3116" w:type="dxa"/>
+            <w:tcW w:w="1314" w:type="dxa"/>
           </w:tcPr>
           <w:p>
             <w:pPr>
@@ -3158,7 +2699,7 @@
         </w:tc>
         <w:tc>
           <w:tcPr>
-            <w:tcW w:w="3117" w:type="dxa"/>
+            <w:tcW w:w="3076" w:type="dxa"/>
           </w:tcPr>
           <w:p>
             <w:pPr>
@@ -3179,7 +2720,7 @@
         </w:tc>
         <w:tc>
           <w:tcPr>
-            <w:tcW w:w="3117" w:type="dxa"/>
+            <w:tcW w:w="4960" w:type="dxa"/>
           </w:tcPr>
           <w:p>
             <w:pPr>
@@ -3202,7 +2743,7 @@
       <w:tr>
         <w:tc>
           <w:tcPr>
-            <w:tcW w:w="3116" w:type="dxa"/>
+            <w:tcW w:w="1314" w:type="dxa"/>
           </w:tcPr>
           <w:p>
             <w:pPr>
@@ -3221,7 +2762,7 @@
         </w:tc>
         <w:tc>
           <w:tcPr>
-            <w:tcW w:w="3117" w:type="dxa"/>
+            <w:tcW w:w="3076" w:type="dxa"/>
           </w:tcPr>
           <w:p>
             <w:pPr>
@@ -3240,7 +2781,7 @@
         </w:tc>
         <w:tc>
           <w:tcPr>
-            <w:tcW w:w="3117" w:type="dxa"/>
+            <w:tcW w:w="4960" w:type="dxa"/>
           </w:tcPr>
           <w:p>
             <w:pPr>
@@ -3261,7 +2802,7 @@
       <w:tr>
         <w:tc>
           <w:tcPr>
-            <w:tcW w:w="3116" w:type="dxa"/>
+            <w:tcW w:w="1314" w:type="dxa"/>
           </w:tcPr>
           <w:p>
             <w:pPr>
@@ -3280,7 +2821,7 @@
         </w:tc>
         <w:tc>
           <w:tcPr>
-            <w:tcW w:w="3117" w:type="dxa"/>
+            <w:tcW w:w="3076" w:type="dxa"/>
           </w:tcPr>
           <w:p>
             <w:pPr>
@@ -3299,7 +2840,7 @@
         </w:tc>
         <w:tc>
           <w:tcPr>
-            <w:tcW w:w="3117" w:type="dxa"/>
+            <w:tcW w:w="4960" w:type="dxa"/>
           </w:tcPr>
           <w:p>
             <w:pPr>
@@ -3320,7 +2861,7 @@
       <w:tr>
         <w:tc>
           <w:tcPr>
-            <w:tcW w:w="3116" w:type="dxa"/>
+            <w:tcW w:w="1314" w:type="dxa"/>
           </w:tcPr>
           <w:p>
             <w:pPr>
@@ -3339,7 +2880,7 @@
         </w:tc>
         <w:tc>
           <w:tcPr>
-            <w:tcW w:w="3117" w:type="dxa"/>
+            <w:tcW w:w="3076" w:type="dxa"/>
           </w:tcPr>
           <w:p>
             <w:pPr>
@@ -3358,7 +2899,7 @@
         </w:tc>
         <w:tc>
           <w:tcPr>
-            <w:tcW w:w="3117" w:type="dxa"/>
+            <w:tcW w:w="4960" w:type="dxa"/>
           </w:tcPr>
           <w:p>
             <w:pPr>
@@ -3448,31 +2989,13 @@
     </w:p>
     <w:p>
       <w:pPr>
-        <w:spacing w:after="160" w:line="276" w:lineRule="auto"/>
-        <w:jc w:val="both"/>
-        <w:rPr>
-          <w:rFonts w:ascii="Calibri" w:hAnsi="Calibri" w:cs="Calibri"/>
-        </w:rPr>
-      </w:pPr>
-    </w:p>
-    <w:p>
-      <w:pPr>
-        <w:spacing w:after="160" w:line="276" w:lineRule="auto"/>
-        <w:jc w:val="both"/>
-        <w:rPr>
-          <w:rFonts w:ascii="Calibri" w:hAnsi="Calibri" w:cs="Calibri"/>
-        </w:rPr>
-      </w:pPr>
-    </w:p>
-    <w:p>
-      <w:pPr>
         <w:pStyle w:val="Heading2"/>
       </w:pPr>
-      <w:bookmarkStart w:id="5" w:name="_Toc233473567"/>
+      <w:bookmarkStart w:id="6" w:name="_Toc233745574"/>
       <w:r>
         <w:t>2.2 HBase Schema Design</w:t>
       </w:r>
-      <w:bookmarkEnd w:id="5"/>
+      <w:bookmarkEnd w:id="6"/>
     </w:p>
     <w:p>
       <w:pPr>
@@ -3489,10 +3012,10 @@
         <w:tblLook w:val="04A0" w:firstRow="1" w:lastRow="0" w:firstColumn="1" w:lastColumn="0" w:noHBand="0" w:noVBand="1"/>
       </w:tblPr>
       <w:tblGrid>
-        <w:gridCol w:w="2484"/>
-        <w:gridCol w:w="3181"/>
-        <w:gridCol w:w="1843"/>
-        <w:gridCol w:w="1842"/>
+        <w:gridCol w:w="1696"/>
+        <w:gridCol w:w="2552"/>
+        <w:gridCol w:w="1984"/>
+        <w:gridCol w:w="3118"/>
       </w:tblGrid>
       <w:tr>
         <w:trPr>
@@ -3500,7 +3023,7 @@
         </w:trPr>
         <w:tc>
           <w:tcPr>
-            <w:tcW w:w="2484" w:type="dxa"/>
+            <w:tcW w:w="1696" w:type="dxa"/>
           </w:tcPr>
           <w:p>
             <w:pPr>
@@ -3518,7 +3041,7 @@
         </w:tc>
         <w:tc>
           <w:tcPr>
-            <w:tcW w:w="3181" w:type="dxa"/>
+            <w:tcW w:w="2552" w:type="dxa"/>
           </w:tcPr>
           <w:p>
             <w:pPr>
@@ -3536,7 +3059,7 @@
         </w:tc>
         <w:tc>
           <w:tcPr>
-            <w:tcW w:w="1843" w:type="dxa"/>
+            <w:tcW w:w="1984" w:type="dxa"/>
           </w:tcPr>
           <w:p>
             <w:pPr>
@@ -3554,7 +3077,7 @@
         </w:tc>
         <w:tc>
           <w:tcPr>
-            <w:tcW w:w="1842" w:type="dxa"/>
+            <w:tcW w:w="3118" w:type="dxa"/>
           </w:tcPr>
           <w:p>
             <w:pPr>
@@ -3574,7 +3097,7 @@
       <w:tr>
         <w:tc>
           <w:tcPr>
-            <w:tcW w:w="2484" w:type="dxa"/>
+            <w:tcW w:w="1696" w:type="dxa"/>
           </w:tcPr>
           <w:p>
             <w:r>
@@ -3584,7 +3107,7 @@
         </w:tc>
         <w:tc>
           <w:tcPr>
-            <w:tcW w:w="3181" w:type="dxa"/>
+            <w:tcW w:w="2552" w:type="dxa"/>
           </w:tcPr>
           <w:p>
             <w:r>
@@ -3594,7 +3117,7 @@
         </w:tc>
         <w:tc>
           <w:tcPr>
-            <w:tcW w:w="1843" w:type="dxa"/>
+            <w:tcW w:w="1984" w:type="dxa"/>
           </w:tcPr>
           <w:p>
             <w:r>
@@ -3604,7 +3127,7 @@
         </w:tc>
         <w:tc>
           <w:tcPr>
-            <w:tcW w:w="1842" w:type="dxa"/>
+            <w:tcW w:w="3118" w:type="dxa"/>
           </w:tcPr>
           <w:p>
             <w:r>
@@ -3616,7 +3139,7 @@
       <w:tr>
         <w:tc>
           <w:tcPr>
-            <w:tcW w:w="2484" w:type="dxa"/>
+            <w:tcW w:w="1696" w:type="dxa"/>
           </w:tcPr>
           <w:p>
             <w:r>
@@ -3626,7 +3149,7 @@
         </w:tc>
         <w:tc>
           <w:tcPr>
-            <w:tcW w:w="3181" w:type="dxa"/>
+            <w:tcW w:w="2552" w:type="dxa"/>
           </w:tcPr>
           <w:p>
             <w:r>
@@ -3636,7 +3159,7 @@
         </w:tc>
         <w:tc>
           <w:tcPr>
-            <w:tcW w:w="1843" w:type="dxa"/>
+            <w:tcW w:w="1984" w:type="dxa"/>
           </w:tcPr>
           <w:p>
             <w:r>
@@ -3646,7 +3169,7 @@
         </w:tc>
         <w:tc>
           <w:tcPr>
-            <w:tcW w:w="1842" w:type="dxa"/>
+            <w:tcW w:w="3118" w:type="dxa"/>
           </w:tcPr>
           <w:p>
             <w:r>
@@ -3662,13 +3185,14 @@
         <w:jc w:val="both"/>
         <w:rPr>
           <w:rFonts w:ascii="Calibri" w:hAnsi="Calibri" w:cs="Calibri"/>
-          <w:b/>
-          <w:bCs/>
-          <w:color w:val="2E75B6"/>
-          <w:sz w:val="26"/>
-          <w:szCs w:val="26"/>
-        </w:rPr>
-      </w:pPr>
+        </w:rPr>
+      </w:pPr>
+      <w:r>
+        <w:rPr>
+          <w:rFonts w:ascii="Calibri" w:hAnsi="Calibri" w:cs="Calibri"/>
+        </w:rPr>
+        <w:t>Two tables were designed around scan-pattern efficiency rather than entity structure:</w:t>
+      </w:r>
     </w:p>
     <w:p>
       <w:pPr>
@@ -3682,7 +3206,7 @@
         <w:rPr>
           <w:rFonts w:ascii="Calibri" w:hAnsi="Calibri" w:cs="Calibri"/>
         </w:rPr>
-        <w:t>Two tables were designed around scan-pattern efficiency rather than entity structure:</w:t>
+        <w:t>This was validated independently: a reverse-timestamp scheme was tested against three synthetic session timestamps for the same user, confirming that the most recent session's row key sorts first under plain lexicographic ordering — see Appendix A for the verification output.</w:t>
       </w:r>
     </w:p>
     <w:p>
@@ -3695,26 +3219,11 @@
       </w:pPr>
       <w:r>
         <w:rPr>
-          <w:rFonts w:ascii="Calibri" w:hAnsi="Calibri" w:cs="Calibri"/>
-        </w:rPr>
-        <w:t>This was validated independently: a reverse-timestamp scheme was tested against three synthetic session timestamps for the same user, confirming that the most recent session's row key sorts first under plain lexicographic ordering — see Appendix A for the verification output.</w:t>
-      </w:r>
-    </w:p>
-    <w:p>
-      <w:pPr>
-        <w:spacing w:after="160"/>
-        <w:jc w:val="both"/>
-        <w:rPr>
-          <w:rFonts w:ascii="Calibri" w:hAnsi="Calibri" w:cs="Calibri"/>
-        </w:rPr>
-      </w:pPr>
-      <w:r>
-        <w:rPr>
           <w:noProof/>
         </w:rPr>
         <w:drawing>
           <wp:inline distT="0" distB="0" distL="0" distR="0" wp14:anchorId="4B26EBCD" wp14:editId="2F30E866">
-            <wp:extent cx="5731510" cy="2514600"/>
+            <wp:extent cx="5731510" cy="1676400"/>
             <wp:effectExtent l="0" t="0" r="2540" b="0"/>
             <wp:docPr id="13" name="Picture 13"/>
             <wp:cNvGraphicFramePr>
@@ -3736,7 +3245,7 @@
                   <pic:spPr>
                     <a:xfrm>
                       <a:off x="0" y="0"/>
-                      <a:ext cx="5731510" cy="2514600"/>
+                      <a:ext cx="5731510" cy="1676400"/>
                     </a:xfrm>
                     <a:prstGeom prst="rect">
                       <a:avLst/>
@@ -3751,95 +3260,19 @@
     </w:p>
     <w:p>
       <w:pPr>
-        <w:spacing w:after="160"/>
-        <w:jc w:val="both"/>
-        <w:rPr>
-          <w:rFonts w:ascii="Calibri" w:hAnsi="Calibri" w:cs="Calibri"/>
-        </w:rPr>
-      </w:pPr>
+        <w:pStyle w:val="Heading1"/>
+      </w:pPr>
+      <w:bookmarkStart w:id="7" w:name="_Toc233745575"/>
+      <w:r>
+        <w:t>3. Spark Data Processing Pipeline</w:t>
+      </w:r>
+      <w:bookmarkEnd w:id="7"/>
     </w:p>
     <w:p>
       <w:pPr>
         <w:pStyle w:val="Heading2"/>
       </w:pPr>
-      <w:bookmarkStart w:id="6" w:name="_Toc233473568"/>
-      <w:r>
-        <w:t>2.3 Why This Data Lives Where It Lives</w:t>
-      </w:r>
-      <w:bookmarkEnd w:id="6"/>
-    </w:p>
-    <w:p>
-      <w:pPr>
-        <w:pStyle w:val="ListParagraph"/>
-        <w:numPr>
-          <w:ilvl w:val="0"/>
-          <w:numId w:val="5"/>
-        </w:numPr>
-        <w:spacing w:after="80" w:line="276" w:lineRule="auto"/>
-        <w:rPr>
-          <w:rFonts w:ascii="Calibri" w:hAnsi="Calibri" w:cs="Calibri"/>
-        </w:rPr>
-      </w:pPr>
-      <w:r>
-        <w:rPr>
-          <w:rFonts w:ascii="Calibri" w:hAnsi="Calibri" w:cs="Calibri"/>
-        </w:rPr>
-        <w:t>Rich, nested, whole-document reads (a complete transaction, a complete product) → MongoDB.</w:t>
-      </w:r>
-    </w:p>
-    <w:p>
-      <w:pPr>
-        <w:pStyle w:val="ListParagraph"/>
-        <w:numPr>
-          <w:ilvl w:val="0"/>
-          <w:numId w:val="5"/>
-        </w:numPr>
-        <w:spacing w:after="80" w:line="276" w:lineRule="auto"/>
-        <w:rPr>
-          <w:rFonts w:ascii="Calibri" w:hAnsi="Calibri" w:cs="Calibri"/>
-        </w:rPr>
-      </w:pPr>
-      <w:r>
-        <w:rPr>
-          <w:rFonts w:ascii="Calibri" w:hAnsi="Calibri" w:cs="Calibri"/>
-        </w:rPr>
-        <w:t>High-volume, narrow, time-bounded scans (a user's recent activity, a product's daily metric trend) → HBase.</w:t>
-      </w:r>
-    </w:p>
-    <w:p>
-      <w:pPr>
-        <w:pStyle w:val="ListParagraph"/>
-        <w:numPr>
-          <w:ilvl w:val="0"/>
-          <w:numId w:val="5"/>
-        </w:numPr>
-        <w:spacing w:after="80" w:line="276" w:lineRule="auto"/>
-        <w:rPr>
-          <w:rFonts w:ascii="Calibri" w:hAnsi="Calibri" w:cs="Calibri"/>
-        </w:rPr>
-      </w:pPr>
-      <w:r>
-        <w:rPr>
-          <w:rFonts w:ascii="Calibri" w:hAnsi="Calibri" w:cs="Calibri"/>
-        </w:rPr>
-        <w:t>Cross-cutting joins and aggregations that need to combine both → Spark, reading from whichever store is appropriate.</w:t>
-      </w:r>
-    </w:p>
-    <w:p>
-      <w:pPr>
-        <w:pStyle w:val="Heading1"/>
-      </w:pPr>
-      <w:bookmarkStart w:id="7" w:name="_Toc233473569"/>
-      <w:r>
-        <w:t>3. Spark Data Processing Pipeline</w:t>
-      </w:r>
-      <w:bookmarkEnd w:id="7"/>
-    </w:p>
-    <w:p>
-      <w:pPr>
-        <w:pStyle w:val="Heading2"/>
-      </w:pPr>
-      <w:bookmarkStart w:id="8" w:name="_Toc233473570"/>
+      <w:bookmarkStart w:id="8" w:name="_Toc233745576"/>
       <w:r>
         <w:t>3.1 Batch Cleaning</w:t>
       </w:r>
@@ -3862,63 +3295,9 @@
     </w:p>
     <w:p>
       <w:pPr>
-        <w:spacing w:after="160" w:line="276" w:lineRule="auto"/>
-        <w:jc w:val="both"/>
-        <w:rPr>
-          <w:rFonts w:ascii="Calibri" w:hAnsi="Calibri" w:cs="Calibri"/>
-        </w:rPr>
-      </w:pPr>
-    </w:p>
-    <w:p>
-      <w:pPr>
-        <w:spacing w:after="160" w:line="276" w:lineRule="auto"/>
-        <w:jc w:val="both"/>
-        <w:rPr>
-          <w:rFonts w:ascii="Calibri" w:hAnsi="Calibri" w:cs="Calibri"/>
-        </w:rPr>
-      </w:pPr>
-    </w:p>
-    <w:p>
-      <w:pPr>
-        <w:spacing w:after="160" w:line="276" w:lineRule="auto"/>
-        <w:jc w:val="both"/>
-        <w:rPr>
-          <w:rFonts w:ascii="Calibri" w:hAnsi="Calibri" w:cs="Calibri"/>
-        </w:rPr>
-      </w:pPr>
-    </w:p>
-    <w:p>
-      <w:pPr>
-        <w:spacing w:after="160" w:line="276" w:lineRule="auto"/>
-        <w:jc w:val="both"/>
-        <w:rPr>
-          <w:rFonts w:ascii="Calibri" w:hAnsi="Calibri" w:cs="Calibri"/>
-        </w:rPr>
-      </w:pPr>
-    </w:p>
-    <w:p>
-      <w:pPr>
-        <w:spacing w:after="160" w:line="276" w:lineRule="auto"/>
-        <w:jc w:val="both"/>
-        <w:rPr>
-          <w:rFonts w:ascii="Calibri" w:hAnsi="Calibri" w:cs="Calibri"/>
-        </w:rPr>
-      </w:pPr>
-    </w:p>
-    <w:p>
-      <w:pPr>
-        <w:spacing w:after="160" w:line="276" w:lineRule="auto"/>
-        <w:jc w:val="both"/>
-        <w:rPr>
-          <w:rFonts w:ascii="Calibri" w:hAnsi="Calibri" w:cs="Calibri"/>
-        </w:rPr>
-      </w:pPr>
-    </w:p>
-    <w:p>
-      <w:pPr>
         <w:pStyle w:val="Heading2"/>
       </w:pPr>
-      <w:bookmarkStart w:id="9" w:name="_Toc233473571"/>
+      <w:bookmarkStart w:id="9" w:name="_Toc233745577"/>
       <w:r>
         <w:t>3.2 Product Affinity Analysis ('Users who bought X also bought Y')</w:t>
       </w:r>
@@ -4272,8 +3651,8 @@
         </w:rPr>
         <w:drawing>
           <wp:inline distT="0" distB="0" distL="0" distR="0" wp14:anchorId="65D6E813" wp14:editId="009206CF">
-            <wp:extent cx="5731510" cy="2616200"/>
-            <wp:effectExtent l="0" t="0" r="2540" b="0"/>
+            <wp:extent cx="5731510" cy="1590675"/>
+            <wp:effectExtent l="0" t="0" r="2540" b="9525"/>
             <wp:docPr id="9" name="Picture 9"/>
             <wp:cNvGraphicFramePr>
               <a:graphicFrameLocks xmlns:a="http://schemas.openxmlformats.org/drawingml/2006/main" noChangeAspect="1"/>
@@ -4294,7 +3673,7 @@
                   <pic:spPr>
                     <a:xfrm>
                       <a:off x="0" y="0"/>
-                      <a:ext cx="5731510" cy="2616200"/>
+                      <a:ext cx="5731510" cy="1590675"/>
                     </a:xfrm>
                     <a:prstGeom prst="rect">
                       <a:avLst/>
@@ -4311,7 +3690,7 @@
       <w:pPr>
         <w:pStyle w:val="Heading2"/>
       </w:pPr>
-      <w:bookmarkStart w:id="10" w:name="_Toc233473572"/>
+      <w:bookmarkStart w:id="10" w:name="_Toc233745578"/>
       <w:r>
         <w:t>3.3 Cohort Analysis</w:t>
       </w:r>
@@ -4346,8 +3725,8 @@
         </w:rPr>
         <w:drawing>
           <wp:inline distT="0" distB="0" distL="0" distR="0" wp14:anchorId="0ED9FC3E" wp14:editId="5BAE9397">
-            <wp:extent cx="5731510" cy="2124075"/>
-            <wp:effectExtent l="0" t="0" r="2540" b="9525"/>
+            <wp:extent cx="5731510" cy="1809750"/>
+            <wp:effectExtent l="0" t="0" r="2540" b="0"/>
             <wp:docPr id="6" name="Picture 6"/>
             <wp:cNvGraphicFramePr>
               <a:graphicFrameLocks xmlns:a="http://schemas.openxmlformats.org/drawingml/2006/main" noChangeAspect="1"/>
@@ -4368,7 +3747,7 @@
                   <pic:spPr>
                     <a:xfrm>
                       <a:off x="0" y="0"/>
-                      <a:ext cx="5731510" cy="2124075"/>
+                      <a:ext cx="5731510" cy="1809750"/>
                     </a:xfrm>
                     <a:prstGeom prst="rect">
                       <a:avLst/>
@@ -4383,27 +3762,9 @@
     </w:p>
     <w:p>
       <w:pPr>
-        <w:spacing w:after="160" w:line="276" w:lineRule="auto"/>
-        <w:jc w:val="both"/>
-        <w:rPr>
-          <w:rFonts w:ascii="Calibri" w:hAnsi="Calibri" w:cs="Calibri"/>
-        </w:rPr>
-      </w:pPr>
-    </w:p>
-    <w:p>
-      <w:pPr>
-        <w:spacing w:after="160" w:line="276" w:lineRule="auto"/>
-        <w:jc w:val="both"/>
-        <w:rPr>
-          <w:rFonts w:ascii="Calibri" w:hAnsi="Calibri" w:cs="Calibri"/>
-        </w:rPr>
-      </w:pPr>
-    </w:p>
-    <w:p>
-      <w:pPr>
         <w:pStyle w:val="Heading2"/>
       </w:pPr>
-      <w:bookmarkStart w:id="11" w:name="_Toc233473573"/>
+      <w:bookmarkStart w:id="11" w:name="_Toc233745579"/>
       <w:r>
         <w:t>3.4 Spark SQL Analytics</w:t>
       </w:r>
@@ -4530,7 +3891,7 @@
         </w:rPr>
         <w:drawing>
           <wp:inline distT="0" distB="0" distL="0" distR="0" wp14:anchorId="09C3B9B0" wp14:editId="34B746B1">
-            <wp:extent cx="5731510" cy="1970405"/>
+            <wp:extent cx="5731510" cy="1390650"/>
             <wp:effectExtent l="0" t="0" r="2540" b="0"/>
             <wp:docPr id="7" name="Picture 7"/>
             <wp:cNvGraphicFramePr>
@@ -4552,7 +3913,7 @@
                   <pic:spPr>
                     <a:xfrm>
                       <a:off x="0" y="0"/>
-                      <a:ext cx="5731510" cy="1970405"/>
+                      <a:ext cx="5731510" cy="1390650"/>
                     </a:xfrm>
                     <a:prstGeom prst="rect">
                       <a:avLst/>
@@ -4580,8 +3941,8 @@
         </w:rPr>
         <w:drawing>
           <wp:inline distT="0" distB="0" distL="0" distR="0" wp14:anchorId="5F4EC320" wp14:editId="6BA09078">
-            <wp:extent cx="5731510" cy="2090420"/>
-            <wp:effectExtent l="0" t="0" r="2540" b="5080"/>
+            <wp:extent cx="5731510" cy="1457325"/>
+            <wp:effectExtent l="0" t="0" r="2540" b="9525"/>
             <wp:docPr id="8" name="Picture 8"/>
             <wp:cNvGraphicFramePr>
               <a:graphicFrameLocks xmlns:a="http://schemas.openxmlformats.org/drawingml/2006/main" noChangeAspect="1"/>
@@ -4602,7 +3963,7 @@
                   <pic:spPr>
                     <a:xfrm>
                       <a:off x="0" y="0"/>
-                      <a:ext cx="5731510" cy="2090420"/>
+                      <a:ext cx="5731510" cy="1457325"/>
                     </a:xfrm>
                     <a:prstGeom prst="rect">
                       <a:avLst/>
@@ -4627,9 +3988,19 @@
     </w:p>
     <w:p>
       <w:pPr>
+        <w:spacing w:after="80"/>
+        <w:ind w:left="360"/>
+        <w:jc w:val="both"/>
+        <w:rPr>
+          <w:rFonts w:ascii="Calibri" w:hAnsi="Calibri" w:cs="Calibri"/>
+        </w:rPr>
+      </w:pPr>
+    </w:p>
+    <w:p>
+      <w:pPr>
         <w:pStyle w:val="Heading1"/>
       </w:pPr>
-      <w:bookmarkStart w:id="12" w:name="_Toc233473574"/>
+      <w:bookmarkStart w:id="12" w:name="_Toc233745580"/>
       <w:r>
         <w:t>4. Integrated Analytics: Customer Lifetime Value (CLV) Estimation</w:t>
       </w:r>
@@ -5287,8 +4658,8 @@
         </w:rPr>
         <w:drawing>
           <wp:inline distT="0" distB="0" distL="0" distR="0" wp14:anchorId="1CE0D2B9" wp14:editId="7800C657">
-            <wp:extent cx="5731510" cy="2681605"/>
-            <wp:effectExtent l="0" t="0" r="2540" b="4445"/>
+            <wp:extent cx="5731510" cy="1971675"/>
+            <wp:effectExtent l="0" t="0" r="2540" b="9525"/>
             <wp:docPr id="14" name="Picture 14"/>
             <wp:cNvGraphicFramePr>
               <a:graphicFrameLocks xmlns:a="http://schemas.openxmlformats.org/drawingml/2006/main" noChangeAspect="1"/>
@@ -5309,7 +4680,7 @@
                   <pic:spPr>
                     <a:xfrm>
                       <a:off x="0" y="0"/>
-                      <a:ext cx="5731510" cy="2681605"/>
+                      <a:ext cx="5731510" cy="1971675"/>
                     </a:xfrm>
                     <a:prstGeom prst="rect">
                       <a:avLst/>
@@ -5336,7 +4707,7 @@
         </w:rPr>
         <w:drawing>
           <wp:inline distT="0" distB="0" distL="0" distR="0" wp14:anchorId="3476DF45" wp14:editId="4F601A94">
-            <wp:extent cx="5731510" cy="2197735"/>
+            <wp:extent cx="5731510" cy="1543050"/>
             <wp:effectExtent l="0" t="0" r="2540" b="0"/>
             <wp:docPr id="15" name="Picture 15"/>
             <wp:cNvGraphicFramePr>
@@ -5358,7 +4729,7 @@
                   <pic:spPr>
                     <a:xfrm>
                       <a:off x="0" y="0"/>
-                      <a:ext cx="5731510" cy="2197735"/>
+                      <a:ext cx="5731510" cy="1543050"/>
                     </a:xfrm>
                     <a:prstGeom prst="rect">
                       <a:avLst/>
@@ -5385,7 +4756,7 @@
         </w:rPr>
         <w:drawing>
           <wp:inline distT="0" distB="0" distL="0" distR="0" wp14:anchorId="0E26B76E" wp14:editId="7E57C1D0">
-            <wp:extent cx="5391902" cy="2457793"/>
+            <wp:extent cx="5391150" cy="1733550"/>
             <wp:effectExtent l="0" t="0" r="0" b="0"/>
             <wp:docPr id="16" name="Picture 16"/>
             <wp:cNvGraphicFramePr>
@@ -5407,7 +4778,7 @@
                   <pic:spPr>
                     <a:xfrm>
                       <a:off x="0" y="0"/>
-                      <a:ext cx="5391902" cy="2457793"/>
+                      <a:ext cx="5391910" cy="1733794"/>
                     </a:xfrm>
                     <a:prstGeom prst="rect">
                       <a:avLst/>
@@ -5422,18 +4793,9 @@
     </w:p>
     <w:p>
       <w:pPr>
-        <w:spacing w:after="160"/>
-        <w:jc w:val="both"/>
-        <w:rPr>
-          <w:rFonts w:ascii="Calibri" w:hAnsi="Calibri" w:cs="Calibri"/>
-        </w:rPr>
-      </w:pPr>
-    </w:p>
-    <w:p>
-      <w:pPr>
         <w:pStyle w:val="Heading1"/>
       </w:pPr>
-      <w:bookmarkStart w:id="13" w:name="_Toc233473575"/>
+      <w:bookmarkStart w:id="13" w:name="_Toc233745581"/>
       <w:r>
         <w:t>5. Visualizations and Key Findings</w:t>
       </w:r>
@@ -5443,7 +4805,7 @@
       <w:pPr>
         <w:pStyle w:val="Heading2"/>
       </w:pPr>
-      <w:bookmarkStart w:id="14" w:name="_Toc233473576"/>
+      <w:bookmarkStart w:id="14" w:name="_Toc233745582"/>
       <w:r>
         <w:t>5.1 Revenue by Category</w:t>
       </w:r>
@@ -5527,28 +4889,9 @@
     </w:p>
     <w:p>
       <w:pPr>
-        <w:spacing w:after="120"/>
-        <w:jc w:val="both"/>
-        <w:rPr>
-          <w:rFonts w:ascii="Calibri" w:hAnsi="Calibri" w:cs="Calibri"/>
-          <w:color w:val="000000"/>
-        </w:rPr>
-      </w:pPr>
-    </w:p>
-    <w:p>
-      <w:pPr>
-        <w:spacing w:after="120"/>
-        <w:jc w:val="both"/>
-        <w:rPr>
-          <w:rFonts w:ascii="Calibri" w:hAnsi="Calibri" w:cs="Calibri"/>
-        </w:rPr>
-      </w:pPr>
-    </w:p>
-    <w:p>
-      <w:pPr>
         <w:pStyle w:val="Heading2"/>
       </w:pPr>
-      <w:bookmarkStart w:id="15" w:name="_Toc233473577"/>
+      <w:bookmarkStart w:id="15" w:name="_Toc233745583"/>
       <w:r>
         <w:t>5.2 Monthly Revenue Trend</w:t>
       </w:r>
@@ -5565,7 +4908,7 @@
         </w:rPr>
         <w:drawing>
           <wp:inline distT="0" distB="0" distL="0" distR="0">
-            <wp:extent cx="4572000" cy="2762250"/>
+            <wp:extent cx="4572000" cy="2266950"/>
             <wp:effectExtent l="0" t="0" r="0" b="0"/>
             <wp:docPr id="2" name="Picture 2"/>
             <wp:cNvGraphicFramePr>
@@ -5590,7 +4933,7 @@
                   <pic:spPr bwMode="auto">
                     <a:xfrm>
                       <a:off x="0" y="0"/>
-                      <a:ext cx="4572000" cy="2762250"/>
+                      <a:ext cx="4572000" cy="2266950"/>
                     </a:xfrm>
                     <a:prstGeom prst="rect">
                       <a:avLst/>
@@ -5623,7 +4966,7 @@
       <w:pPr>
         <w:pStyle w:val="Heading2"/>
       </w:pPr>
-      <w:bookmarkStart w:id="16" w:name="_Toc233473578"/>
+      <w:bookmarkStart w:id="16" w:name="_Toc233745584"/>
       <w:r>
         <w:t>5.3 Customer Segmentation by Spend</w:t>
       </w:r>
@@ -5640,7 +4983,7 @@
         </w:rPr>
         <w:drawing>
           <wp:inline distT="0" distB="0" distL="0" distR="0">
-            <wp:extent cx="4000500" cy="3048000"/>
+            <wp:extent cx="4000500" cy="2000250"/>
             <wp:effectExtent l="0" t="0" r="0" b="0"/>
             <wp:docPr id="3" name="Picture 3"/>
             <wp:cNvGraphicFramePr>
@@ -5665,7 +5008,7 @@
                   <pic:spPr bwMode="auto">
                     <a:xfrm>
                       <a:off x="0" y="0"/>
-                      <a:ext cx="4000500" cy="3048000"/>
+                      <a:ext cx="4000500" cy="2000250"/>
                     </a:xfrm>
                     <a:prstGeom prst="rect">
                       <a:avLst/>
@@ -5737,78 +5080,9 @@
     </w:p>
     <w:p>
       <w:pPr>
-        <w:spacing w:after="120"/>
-        <w:jc w:val="both"/>
-        <w:rPr>
-          <w:rFonts w:ascii="Calibri" w:hAnsi="Calibri" w:cs="Calibri"/>
-          <w:color w:val="000000"/>
-        </w:rPr>
-      </w:pPr>
-    </w:p>
-    <w:p>
-      <w:pPr>
-        <w:spacing w:after="120"/>
-        <w:jc w:val="both"/>
-        <w:rPr>
-          <w:rFonts w:ascii="Calibri" w:hAnsi="Calibri" w:cs="Calibri"/>
-          <w:color w:val="000000"/>
-        </w:rPr>
-      </w:pPr>
-    </w:p>
-    <w:p>
-      <w:pPr>
-        <w:spacing w:after="120"/>
-        <w:jc w:val="both"/>
-        <w:rPr>
-          <w:rFonts w:ascii="Calibri" w:hAnsi="Calibri" w:cs="Calibri"/>
-          <w:color w:val="000000"/>
-        </w:rPr>
-      </w:pPr>
-    </w:p>
-    <w:p>
-      <w:pPr>
-        <w:spacing w:after="120"/>
-        <w:jc w:val="both"/>
-        <w:rPr>
-          <w:rFonts w:ascii="Calibri" w:hAnsi="Calibri" w:cs="Calibri"/>
-          <w:color w:val="000000"/>
-        </w:rPr>
-      </w:pPr>
-    </w:p>
-    <w:p>
-      <w:pPr>
-        <w:spacing w:after="120"/>
-        <w:jc w:val="both"/>
-        <w:rPr>
-          <w:rFonts w:ascii="Calibri" w:hAnsi="Calibri" w:cs="Calibri"/>
-          <w:color w:val="000000"/>
-        </w:rPr>
-      </w:pPr>
-    </w:p>
-    <w:p>
-      <w:pPr>
-        <w:spacing w:after="120"/>
-        <w:jc w:val="both"/>
-        <w:rPr>
-          <w:rFonts w:ascii="Calibri" w:hAnsi="Calibri" w:cs="Calibri"/>
-          <w:color w:val="000000"/>
-        </w:rPr>
-      </w:pPr>
-    </w:p>
-    <w:p>
-      <w:pPr>
-        <w:spacing w:after="120"/>
-        <w:jc w:val="both"/>
-        <w:rPr>
-          <w:rFonts w:ascii="Calibri" w:hAnsi="Calibri" w:cs="Calibri"/>
-        </w:rPr>
-      </w:pPr>
-    </w:p>
-    <w:p>
-      <w:pPr>
         <w:pStyle w:val="Heading2"/>
       </w:pPr>
-      <w:bookmarkStart w:id="17" w:name="_Toc233473579"/>
+      <w:bookmarkStart w:id="17" w:name="_Toc233745585"/>
       <w:r>
         <w:t>5.4 Conversion Rate by Device Type</w:t>
       </w:r>
@@ -5868,428 +5142,103 @@
         <w:spacing w:after="120"/>
         <w:jc w:val="both"/>
         <w:rPr>
+          <w:rFonts w:ascii="Calibri" w:hAnsi="Calibri" w:cs="Calibri"/>
           <w:color w:val="000000"/>
-          <w:sz w:val="20"/>
-          <w:szCs w:val="20"/>
-        </w:rPr>
-      </w:pPr>
+        </w:rPr>
+      </w:pPr>
+      <w:r>
+        <w:rPr>
+          <w:rFonts w:ascii="Calibri" w:hAnsi="Calibri" w:cs="Calibri"/>
+          <w:color w:val="000000"/>
+        </w:rPr>
+        <w:t>Business insight: Conversion rates are roughly comparable across device types (desktop, mobile, tablet), suggesting the checkout experience is well-optimized across platforms. Any meaningful gap between desktop and mobile in a production dataset would indicate a mobile UX issue — this chart is the first diagnostic tool for such an investigation. The roughly equal rates here are consistent with a well-designed modern e-commerce platf</w:t>
+      </w:r>
+      <w:r>
+        <w:rPr>
+          <w:rFonts w:ascii="Calibri" w:hAnsi="Calibri" w:cs="Calibri"/>
+          <w:color w:val="000000"/>
+        </w:rPr>
+        <w:t>orm</w:t>
+      </w:r>
+    </w:p>
+    <w:p>
+      <w:pPr>
+        <w:pStyle w:val="Heading1"/>
+        <w:rPr>
+          <w:lang w:val="en-US"/>
+        </w:rPr>
+      </w:pPr>
+      <w:bookmarkStart w:id="18" w:name="_Toc233745586"/>
+      <w:r>
+        <w:t xml:space="preserve">6. Scalability </w:t>
+      </w:r>
+      <w:r>
+        <w:rPr>
+          <w:lang w:val="en-US"/>
+        </w:rPr>
+        <w:t xml:space="preserve">and </w:t>
+      </w:r>
+      <w:r>
+        <w:t>Limitations</w:t>
+      </w:r>
+      <w:bookmarkEnd w:id="18"/>
+    </w:p>
+    <w:p>
+      <w:pPr>
+        <w:rPr>
+          <w:rFonts w:ascii="Calibri" w:hAnsi="Calibri" w:cs="Calibri"/>
+        </w:rPr>
+      </w:pPr>
+      <w:r>
+        <w:rPr>
+          <w:rFonts w:ascii="Calibri" w:hAnsi="Calibri" w:cs="Calibri"/>
+        </w:rPr>
+        <w:t>The architecture can scale through MongoDB sharding, HBase region servers, and distributed Spark clusters. Current limitations include reduced dataset size, batch HBase loading, simulated MongoDB connector, lack of authentication, and synthetic data.</w:t>
+      </w:r>
+    </w:p>
+    <w:p>
+      <w:pPr>
+        <w:pStyle w:val="Heading1"/>
+        <w:rPr>
+          <w:lang w:val="en-US"/>
+        </w:rPr>
+      </w:pPr>
+      <w:bookmarkStart w:id="19" w:name="_Toc233745587"/>
+      <w:r>
+        <w:rPr>
+          <w:lang w:val="en-US"/>
+        </w:rPr>
+        <w:t>8. Conclusion</w:t>
+      </w:r>
+      <w:bookmarkEnd w:id="19"/>
+    </w:p>
+    <w:p>
+      <w:pPr>
+        <w:rPr>
+          <w:rFonts w:ascii="Calibri" w:hAnsi="Calibri" w:cs="Calibri"/>
+        </w:rPr>
+      </w:pPr>
+      <w:r>
+        <w:rPr>
+          <w:rFonts w:ascii="Calibri" w:hAnsi="Calibri" w:cs="Calibri"/>
+        </w:rPr>
+        <w:t>The project successfully demonstrates polyglot persistence by combining MongoDB, HBase, and Spark according to their strengths. The solution supports scalable analytics, reproducible experiments, and meaningful business insights for e-commerce environments.</w:t>
+      </w:r>
     </w:p>
     <w:p>
       <w:pPr>
         <w:spacing w:after="120"/>
         <w:jc w:val="both"/>
         <w:rPr>
+          <w:rFonts w:ascii="Calibri" w:hAnsi="Calibri" w:cs="Calibri"/>
+        </w:rPr>
+      </w:pPr>
+      <w:r>
+        <w:rPr>
+          <w:rFonts w:ascii="Calibri" w:hAnsi="Calibri" w:cs="Calibri"/>
           <w:color w:val="000000"/>
-          <w:sz w:val="20"/>
-          <w:szCs w:val="20"/>
-        </w:rPr>
-      </w:pPr>
-    </w:p>
-    <w:p>
-      <w:pPr>
-        <w:spacing w:after="120"/>
-        <w:jc w:val="both"/>
-      </w:pPr>
-      <w:r>
-        <w:rPr>
-          <w:color w:val="000000"/>
-          <w:sz w:val="20"/>
-          <w:szCs w:val="20"/>
-        </w:rPr>
-        <w:t>Business insight: Conversion rates are roughly comparable across device types (desktop, mobile, tablet), suggesting the checkout experience is well-optimized across platforms. Any meaningful gap between desktop and mobile in a production dataset would indicate a mobile UX issue — this chart is the first diagnostic tool for such an investigation. The roughly equal rates here are consistent with a well-designed modern e-commerce platform.</w:t>
-      </w:r>
-    </w:p>
-    <w:p>
-      <w:pPr>
-        <w:spacing w:after="160"/>
-        <w:jc w:val="both"/>
-        <w:rPr>
-          <w:rFonts w:ascii="Calibri" w:hAnsi="Calibri" w:cs="Calibri"/>
-        </w:rPr>
-      </w:pPr>
-      <w:r>
-        <w:rPr>
-          <w:rFonts w:ascii="Calibri" w:hAnsi="Calibri" w:cs="Calibri"/>
-        </w:rPr>
-        <w:t>.</w:t>
-      </w:r>
-    </w:p>
-    <w:p>
-      <w:pPr>
-        <w:pStyle w:val="Heading1"/>
-      </w:pPr>
-      <w:bookmarkStart w:id="18" w:name="_Toc233473580"/>
-      <w:r>
-        <w:t>6. Scalability Considerations</w:t>
-      </w:r>
-      <w:bookmarkEnd w:id="18"/>
-    </w:p>
-    <w:p>
-      <w:pPr>
-        <w:pStyle w:val="ListParagraph"/>
-        <w:numPr>
-          <w:ilvl w:val="0"/>
-          <w:numId w:val="2"/>
-        </w:numPr>
-        <w:spacing w:after="80"/>
-        <w:jc w:val="both"/>
-        <w:rPr>
-          <w:rFonts w:ascii="Calibri" w:hAnsi="Calibri" w:cs="Calibri"/>
-        </w:rPr>
-      </w:pPr>
-      <w:r>
-        <w:rPr>
-          <w:rFonts w:ascii="Calibri" w:hAnsi="Calibri" w:cs="Calibri"/>
-        </w:rPr>
-        <w:t>Dataset scale: this report runs on a deliberately scaled-down dataset (500 users / 300 products / 3,000 transactions / 6,000 sessions) instead of the assignment's suggested 10,000/5,000/500,000/2,000,000, to keep the full pipeline runnable on a single laptop within the project timeline. The schema and logic are unchanged and would scale to the full volumes given a real multi-node MongoDB/HBase/Spark cluster.</w:t>
-      </w:r>
-    </w:p>
-    <w:p>
-      <w:pPr>
-        <w:pStyle w:val="ListParagraph"/>
-        <w:numPr>
-          <w:ilvl w:val="0"/>
-          <w:numId w:val="2"/>
-        </w:numPr>
-        <w:spacing w:after="80"/>
-        <w:jc w:val="both"/>
-        <w:rPr>
-          <w:rFonts w:ascii="Calibri" w:hAnsi="Calibri" w:cs="Calibri"/>
-        </w:rPr>
-      </w:pPr>
-      <w:r>
-        <w:rPr>
-          <w:rFonts w:ascii="Calibri" w:hAnsi="Calibri" w:cs="Calibri"/>
-        </w:rPr>
-        <w:t>MongoDB: at full scale, sharding by user_id or transaction date would be needed to keep write/read latency low; the current single-node setup is adequate only for the scaled-down volume.</w:t>
-      </w:r>
-    </w:p>
-    <w:p>
-      <w:pPr>
-        <w:pStyle w:val="ListParagraph"/>
-        <w:numPr>
-          <w:ilvl w:val="0"/>
-          <w:numId w:val="2"/>
-        </w:numPr>
-        <w:spacing w:after="80"/>
-        <w:jc w:val="both"/>
-        <w:rPr>
-          <w:rFonts w:ascii="Calibri" w:hAnsi="Calibri" w:cs="Calibri"/>
-        </w:rPr>
-      </w:pPr>
-      <w:r>
-        <w:rPr>
-          <w:rFonts w:ascii="Calibri" w:hAnsi="Calibri" w:cs="Calibri"/>
-        </w:rPr>
-        <w:t>HBase: the chosen row-key designs (user_id+reverse_timestamp, product_id+date) are specifically chosen to avoid hotspotting on a single region as data grows — sequential, monotonic row keys (like plain timestamps) would have caused all new writes to land on the same region server.</w:t>
-      </w:r>
-    </w:p>
-    <w:p>
-      <w:pPr>
-        <w:pStyle w:val="ListParagraph"/>
-        <w:numPr>
-          <w:ilvl w:val="0"/>
-          <w:numId w:val="2"/>
-        </w:numPr>
-        <w:spacing w:after="80"/>
-        <w:jc w:val="both"/>
-        <w:rPr>
-          <w:rFonts w:ascii="Calibri" w:hAnsi="Calibri" w:cs="Calibri"/>
-        </w:rPr>
-      </w:pPr>
-      <w:r>
-        <w:rPr>
-          <w:rFonts w:ascii="Calibri" w:hAnsi="Calibri" w:cs="Calibri"/>
-        </w:rPr>
-        <w:t>Spark: at full scale, the JSON files would be read from a distributed filesystem (HDFS/S3) instead of local disk, and the single-node local[*] master would be replaced with a real cluster (YARN/Kubernetes) to parallelize the joins and aggregations across executors.</w:t>
-      </w:r>
-    </w:p>
-    <w:p>
-      <w:pPr>
-        <w:pStyle w:val="Heading1"/>
-      </w:pPr>
-      <w:bookmarkStart w:id="19" w:name="_Toc233473581"/>
-      <w:r>
-        <w:t>7. Limitations</w:t>
-      </w:r>
-      <w:bookmarkEnd w:id="19"/>
-    </w:p>
-    <w:p>
-      <w:pPr>
-        <w:pStyle w:val="ListParagraph"/>
-        <w:numPr>
-          <w:ilvl w:val="0"/>
-          <w:numId w:val="7"/>
-        </w:numPr>
-        <w:spacing w:after="80"/>
-        <w:rPr>
-          <w:rFonts w:ascii="Calibri" w:hAnsi="Calibri" w:cs="Calibri"/>
-        </w:rPr>
-      </w:pPr>
-      <w:r>
-        <w:rPr>
-          <w:rFonts w:ascii="Calibri" w:hAnsi="Calibri" w:cs="Calibri"/>
-          <w:color w:val="000000"/>
-        </w:rPr>
-        <w:t>Dataset scale: 3,000 transactions and 6,000 sessions is sufficient to validate all analytical logic but does not stress-test the systems. At 500,000+ transactions, the product affinity self-join would require sampling or ALS replacement.</w:t>
-      </w:r>
-    </w:p>
-    <w:p>
-      <w:pPr>
-        <w:pStyle w:val="ListParagraph"/>
-        <w:numPr>
-          <w:ilvl w:val="0"/>
-          <w:numId w:val="7"/>
-        </w:numPr>
-        <w:spacing w:after="80"/>
-        <w:rPr>
-          <w:rFonts w:ascii="Calibri" w:hAnsi="Calibri" w:cs="Calibri"/>
-        </w:rPr>
-      </w:pPr>
-      <w:r>
-        <w:rPr>
-          <w:rFonts w:ascii="Calibri" w:hAnsi="Calibri" w:cs="Calibri"/>
-          <w:color w:val="000000"/>
-        </w:rPr>
-        <w:t>HBase real-time streaming: The load_to_hbase.py script performs a batch load rather than true streaming ingestion. In production, a Kafka → Spark Streaming → HBase pipeline would ingest session events in near-real-time.</w:t>
-      </w:r>
-    </w:p>
-    <w:p>
-      <w:pPr>
-        <w:pStyle w:val="ListParagraph"/>
-        <w:numPr>
-          <w:ilvl w:val="0"/>
-          <w:numId w:val="7"/>
-        </w:numPr>
-        <w:spacing w:after="80"/>
-        <w:rPr>
-          <w:rFonts w:ascii="Calibri" w:hAnsi="Calibri" w:cs="Calibri"/>
-        </w:rPr>
-      </w:pPr>
-      <w:r>
-        <w:rPr>
-          <w:rFonts w:ascii="Calibri" w:hAnsi="Calibri" w:cs="Calibri"/>
-          <w:color w:val="000000"/>
-        </w:rPr>
-        <w:t>MongoDB connector for Spark: The CLV integration uses JSON file reads to simulate reading from MongoDB. In production, the official MongoDB Spark connector (mongo-spark-connector) would be used, enabling direct DataFrame reads from live collections.</w:t>
-      </w:r>
-    </w:p>
-    <w:p>
-      <w:pPr>
-        <w:pStyle w:val="ListParagraph"/>
-        <w:numPr>
-          <w:ilvl w:val="0"/>
-          <w:numId w:val="7"/>
-        </w:numPr>
-        <w:spacing w:after="80"/>
-        <w:rPr>
-          <w:rFonts w:ascii="Calibri" w:hAnsi="Calibri" w:cs="Calibri"/>
-        </w:rPr>
-      </w:pPr>
-      <w:r>
-        <w:rPr>
-          <w:rFonts w:ascii="Calibri" w:hAnsi="Calibri" w:cs="Calibri"/>
-          <w:color w:val="000000"/>
-        </w:rPr>
-        <w:t>Authentication: All services run without authentication in Docker. Production deployments require TLS, SCRAM-SHA-256 (MongoDB), and Kerberos (HBase).</w:t>
-      </w:r>
-    </w:p>
-    <w:p>
-      <w:pPr>
-        <w:pStyle w:val="ListParagraph"/>
-        <w:numPr>
-          <w:ilvl w:val="0"/>
-          <w:numId w:val="7"/>
-        </w:numPr>
-        <w:spacing w:after="80"/>
-        <w:rPr>
-          <w:rFonts w:ascii="Calibri" w:hAnsi="Calibri" w:cs="Calibri"/>
-        </w:rPr>
-      </w:pPr>
-      <w:r>
-        <w:rPr>
-          <w:rFonts w:ascii="Calibri" w:hAnsi="Calibri" w:cs="Calibri"/>
-          <w:color w:val="000000"/>
-        </w:rPr>
-        <w:t>Reproducibility of data files: Large JSON data files are excluded from the GitHub repository (see .gitignore). All data can be regenerated identically by running python dataset_generator.py, which uses a fixed random seed.</w:t>
-      </w:r>
-    </w:p>
-    <w:p>
-      <w:pPr>
-        <w:spacing w:after="80"/>
-        <w:rPr>
-          <w:rFonts w:ascii="Calibri" w:hAnsi="Calibri" w:cs="Calibri"/>
-          <w:lang w:val="en-US"/>
-        </w:rPr>
-      </w:pPr>
-    </w:p>
-    <w:p>
-      <w:pPr>
-        <w:pStyle w:val="Heading1"/>
-        <w:rPr>
-          <w:lang w:val="en-US"/>
-        </w:rPr>
-      </w:pPr>
-      <w:bookmarkStart w:id="20" w:name="_Toc233473582"/>
-      <w:r>
-        <w:rPr>
-          <w:lang w:val="en-US"/>
-        </w:rPr>
-        <w:t>8. Conclusion</w:t>
-      </w:r>
-      <w:bookmarkEnd w:id="20"/>
-    </w:p>
-    <w:p>
-      <w:pPr>
-        <w:spacing w:after="120"/>
-        <w:jc w:val="both"/>
-        <w:rPr>
-          <w:color w:val="000000"/>
-          <w:sz w:val="20"/>
-          <w:szCs w:val="20"/>
-        </w:rPr>
-      </w:pPr>
-    </w:p>
-    <w:p>
-      <w:pPr>
-        <w:spacing w:after="120"/>
-        <w:jc w:val="both"/>
-        <w:rPr>
-          <w:rFonts w:ascii="Calibri" w:hAnsi="Calibri" w:cs="Calibri"/>
-        </w:rPr>
-      </w:pPr>
-      <w:r>
-        <w:rPr>
-          <w:rFonts w:ascii="Calibri" w:hAnsi="Calibri" w:cs="Calibri"/>
-          <w:color w:val="000000"/>
-        </w:rPr>
-        <w:t>This project successfully implements a multi-model big data analytics platform for e-commerce data, demonstrating the key principle of polyglot persistence: using each technology for the workloads it handles best rather than forcing a single database to solve every problem.</w:t>
-      </w:r>
-    </w:p>
-    <w:p>
-      <w:pPr>
-        <w:spacing w:after="120"/>
-        <w:jc w:val="both"/>
-        <w:rPr>
-          <w:rFonts w:ascii="Calibri" w:hAnsi="Calibri" w:cs="Calibri"/>
-        </w:rPr>
-      </w:pPr>
-      <w:r>
-        <w:rPr>
-          <w:rFonts w:ascii="Calibri" w:hAnsi="Calibri" w:cs="Calibri"/>
-          <w:color w:val="000000"/>
-        </w:rPr>
-        <w:t>MongoDB proved its value for rich document storage and complex aggregation — the 3-collection revenue pipeline and the product popularity analysis would be cumbersome or impossible in HBase. HBase demonstrated its strength in the session design: the reverse-timestamp row key makes retrieving a user's recent activity O(N) regardless of dataset size, a property no document store can match for this access pattern. Apache Spark served as the integration engine, enabling both standalone analytics (product affinity, cohort analysis, Spark SQL) and cross-system queries (CLV) that neither MongoDB nor HBase could perform alone.</w:t>
-      </w:r>
-    </w:p>
-    <w:p>
-      <w:pPr>
-        <w:spacing w:after="120"/>
-        <w:jc w:val="both"/>
-        <w:rPr>
-          <w:rFonts w:ascii="Calibri" w:hAnsi="Calibri" w:cs="Calibri"/>
-        </w:rPr>
-      </w:pPr>
-      <w:r>
-        <w:rPr>
-          <w:rFonts w:ascii="Calibri" w:hAnsi="Calibri" w:cs="Calibri"/>
-          <w:color w:val="000000"/>
-        </w:rPr>
-        <w:t>The four visualizations surface actionable business insights: a growing revenue trend with natural cohort accumulation, balanced cross-device conversion rates, and a customer spend distribution that informs tiered loyalty program design.</w:t>
-      </w:r>
-    </w:p>
-    <w:p>
-      <w:pPr>
-        <w:spacing w:after="120"/>
-        <w:jc w:val="both"/>
-        <w:rPr>
-          <w:rFonts w:ascii="Calibri" w:hAnsi="Calibri" w:cs="Calibri"/>
-        </w:rPr>
-      </w:pPr>
-      <w:r>
-        <w:rPr>
-          <w:rFonts w:ascii="Calibri" w:hAnsi="Calibri" w:cs="Calibri"/>
-          <w:color w:val="000000"/>
-        </w:rPr>
-        <w:t>All code is reproducible: the Docker Compose environment ensures consistent results, and the dataset generator produces the same synthetic data from a fixed seed. The architecture is explicitly designed to scale — from the P</w:t>
-      </w:r>
-      <w:bookmarkStart w:id="21" w:name="_GoBack"/>
-      <w:bookmarkEnd w:id="21"/>
-      <w:r>
-        <w:rPr>
-          <w:rFonts w:ascii="Calibri" w:hAnsi="Calibri" w:cs="Calibri"/>
-          <w:color w:val="000000"/>
-        </w:rPr>
-        <w:t>arquet intermediate storage that enables efficient columnar reads, to the Spark master configuration that requires only a URL change to move from a laptop to a production cluster.</w:t>
-      </w:r>
-    </w:p>
-    <w:p>
-      <w:pPr>
-        <w:spacing w:after="80"/>
-        <w:ind w:left="360"/>
-        <w:rPr>
-          <w:rFonts w:ascii="Calibri" w:hAnsi="Calibri" w:cs="Calibri"/>
-          <w:lang w:val="en-US"/>
-        </w:rPr>
-      </w:pPr>
-      <w:r>
-        <w:rPr>
-          <w:rFonts w:ascii="Calibri" w:hAnsi="Calibri" w:cs="Calibri"/>
-          <w:lang w:val="en-US"/>
-        </w:rPr>
-        <w:t xml:space="preserve">                                     </w:t>
-      </w:r>
-    </w:p>
-    <w:p>
-      <w:pPr>
-        <w:spacing w:after="80"/>
-        <w:ind w:left="360"/>
-        <w:rPr>
-          <w:rFonts w:ascii="Calibri" w:hAnsi="Calibri" w:cs="Calibri"/>
-          <w:b/>
-          <w:lang w:val="en-US"/>
-        </w:rPr>
-      </w:pPr>
-      <w:r>
-        <w:rPr>
-          <w:rFonts w:ascii="Calibri" w:hAnsi="Calibri" w:cs="Calibri"/>
-          <w:lang w:val="en-US"/>
-        </w:rPr>
-        <w:t xml:space="preserve">                                            </w:t>
-      </w:r>
-      <w:r>
-        <w:rPr>
-          <w:rFonts w:ascii="Calibri" w:hAnsi="Calibri" w:cs="Calibri"/>
-          <w:b/>
-          <w:lang w:val="en-US"/>
-        </w:rPr>
-        <w:t>GITHUB LINK</w:t>
-      </w:r>
-    </w:p>
-    <w:p>
-      <w:pPr>
-        <w:spacing w:after="80"/>
-        <w:ind w:left="360"/>
-        <w:rPr>
-          <w:rFonts w:ascii="Calibri" w:hAnsi="Calibri" w:cs="Calibri"/>
-        </w:rPr>
-      </w:pPr>
-    </w:p>
-    <w:p>
-      <w:pPr>
-        <w:pStyle w:val="ListParagraph"/>
-        <w:spacing w:after="80"/>
-        <w:ind w:left="720"/>
-        <w:jc w:val="both"/>
-        <w:rPr>
-          <w:rFonts w:ascii="Calibri" w:hAnsi="Calibri" w:cs="Calibri"/>
-        </w:rPr>
-      </w:pPr>
-      <w:r>
-        <w:rPr>
-          <w:rFonts w:ascii="Calibri" w:hAnsi="Calibri" w:cs="Calibri"/>
-        </w:rPr>
-        <w:t>https://github.com/manjean1990/finalExamBigDataAnalytics</w:t>
+        </w:rPr>
+        <w:t>pattern. Apache Spark served as the integration engine, enabling both standalone analytics (product affinity, cohort analysis, Spark SQL) and cross-system queries (CLV) that neither MongoDB nor HBase could perform alone.</w:t>
       </w:r>
     </w:p>
     <w:sectPr>
@@ -8068,7 +7017,7 @@
 </file>
 
 <file path=customXml/itemProps1.xml><?xml version="1.0" encoding="utf-8"?>
-<ds:datastoreItem xmlns:ds="http://schemas.openxmlformats.org/officeDocument/2006/customXml" ds:itemID="{A89BAD0D-CB7B-489C-BC37-BE2FB5FA99B8}">
+<ds:datastoreItem xmlns:ds="http://schemas.openxmlformats.org/officeDocument/2006/customXml" ds:itemID="{D74A20AF-7512-4B4F-8822-788260FBAA63}">
   <ds:schemaRefs>
     <ds:schemaRef ds:uri="http://schemas.openxmlformats.org/officeDocument/2006/bibliography"/>
   </ds:schemaRefs>
